--- a/proyecto II/docs/documento proyecto con capturas.docx
+++ b/proyecto II/docs/documento proyecto con capturas.docx
@@ -4,10 +4,151 @@
   <w:body>
     <w:p>
       <w:pPr>
+        <w:ind w:left="48"/>
+        <w:jc w:val="center"/>
+        <w:rPr>
+          <w:b/>
+          <w:bCs/>
+          <w:sz w:val="28"/>
+          <w:szCs w:val="28"/>
+        </w:rPr>
+      </w:pPr>
+      <w:proofErr w:type="spellStart"/>
+      <w:r>
+        <w:rPr>
+          <w:b/>
+          <w:bCs/>
+          <w:sz w:val="28"/>
+          <w:szCs w:val="28"/>
+        </w:rPr>
+        <w:t>Documentacion</w:t>
+      </w:r>
+      <w:proofErr w:type="spellEnd"/>
+      <w:r>
+        <w:rPr>
+          <w:b/>
+          <w:bCs/>
+          <w:sz w:val="28"/>
+          <w:szCs w:val="28"/>
+        </w:rPr>
+        <w:t xml:space="preserve"> proyecto: </w:t>
+      </w:r>
+      <w:proofErr w:type="spellStart"/>
+      <w:r>
+        <w:rPr>
+          <w:b/>
+          <w:bCs/>
+          <w:sz w:val="28"/>
+          <w:szCs w:val="28"/>
+        </w:rPr>
+        <w:t>Automation</w:t>
+      </w:r>
+      <w:proofErr w:type="spellEnd"/>
+      <w:r>
+        <w:rPr>
+          <w:b/>
+          <w:bCs/>
+          <w:sz w:val="28"/>
+          <w:szCs w:val="28"/>
+        </w:rPr>
+        <w:t xml:space="preserve"> </w:t>
+      </w:r>
+      <w:proofErr w:type="spellStart"/>
+      <w:r>
+        <w:rPr>
+          <w:b/>
+          <w:bCs/>
+          <w:sz w:val="28"/>
+          <w:szCs w:val="28"/>
+        </w:rPr>
+        <w:t>Dashboard</w:t>
+      </w:r>
+      <w:proofErr w:type="spellEnd"/>
+      <w:r>
+        <w:rPr>
+          <w:b/>
+          <w:bCs/>
+          <w:sz w:val="28"/>
+          <w:szCs w:val="28"/>
+        </w:rPr>
+        <w:t xml:space="preserve"> </w:t>
+      </w:r>
+      <w:proofErr w:type="spellStart"/>
+      <w:r>
+        <w:rPr>
+          <w:b/>
+          <w:bCs/>
+          <w:sz w:val="28"/>
+          <w:szCs w:val="28"/>
+        </w:rPr>
+        <w:t>Challenge</w:t>
+      </w:r>
+      <w:proofErr w:type="spellEnd"/>
+    </w:p>
+    <w:p>
+      <w:pPr>
+        <w:ind w:left="48"/>
+        <w:jc w:val="center"/>
+        <w:rPr>
+          <w:b/>
+          <w:bCs/>
+          <w:sz w:val="28"/>
+          <w:szCs w:val="28"/>
+          <w:lang w:val="en-US"/>
+        </w:rPr>
+      </w:pPr>
+      <w:proofErr w:type="spellStart"/>
+      <w:r>
+        <w:rPr>
+          <w:b/>
+          <w:bCs/>
+          <w:sz w:val="28"/>
+          <w:szCs w:val="28"/>
+          <w:lang w:val="en-US"/>
+        </w:rPr>
+        <w:t>Github</w:t>
+      </w:r>
+      <w:proofErr w:type="spellEnd"/>
+      <w:r>
+        <w:rPr>
+          <w:b/>
+          <w:bCs/>
+          <w:sz w:val="28"/>
+          <w:szCs w:val="28"/>
+          <w:lang w:val="en-US"/>
+        </w:rPr>
+        <w:t xml:space="preserve">: </w:t>
+      </w:r>
+      <w:r>
+        <w:rPr>
+          <w:b/>
+          <w:bCs/>
+          <w:sz w:val="28"/>
+          <w:szCs w:val="28"/>
+          <w:lang w:val="en-US"/>
+        </w:rPr>
+        <w:t>https://github.com/Antoniomba23/Practicas-Empresa-Lobees-DAM-2026</w:t>
+      </w:r>
+    </w:p>
+    <w:p>
+      <w:pPr>
+        <w:ind w:left="48"/>
+        <w:jc w:val="both"/>
+        <w:rPr>
+          <w:b/>
+          <w:bCs/>
+          <w:sz w:val="28"/>
+          <w:szCs w:val="28"/>
+          <w:lang w:val="en-US"/>
+        </w:rPr>
+      </w:pPr>
+    </w:p>
+    <w:p>
+      <w:pPr>
         <w:pStyle w:val="Prrafodelista"/>
         <w:numPr>
           <w:ilvl w:val="0"/>
-          <w:numId w:val="1"/>
+          <w:numId w:val="4"/>
         </w:numPr>
         <w:jc w:val="both"/>
         <w:rPr>
@@ -32,7 +173,15 @@
         <w:jc w:val="both"/>
       </w:pPr>
       <w:r>
-        <w:t>Antes de llamar a las IAs, necesitamos demostrar que nuestro servidor está listo.</w:t>
+        <w:t xml:space="preserve">Antes de llamar a las </w:t>
+      </w:r>
+      <w:proofErr w:type="spellStart"/>
+      <w:r>
+        <w:t>IAs</w:t>
+      </w:r>
+      <w:proofErr w:type="spellEnd"/>
+      <w:r>
+        <w:t>, necesitamos demostrar que nuestro servidor está listo.</w:t>
       </w:r>
     </w:p>
     <w:p>
@@ -87,44 +236,58 @@
     </w:p>
     <w:p>
       <w:pPr>
-        <w:pStyle w:val="Prrafodelista"/>
-        <w:numPr>
-          <w:ilvl w:val="0"/>
-          <w:numId w:val="1"/>
-        </w:numPr>
-        <w:jc w:val="both"/>
-        <w:rPr>
-          <w:b/>
-          <w:bCs/>
-          <w:sz w:val="28"/>
-          <w:szCs w:val="28"/>
-        </w:rPr>
-      </w:pPr>
-      <w:r>
-        <w:rPr>
-          <w:b/>
-          <w:bCs/>
-          <w:sz w:val="28"/>
-          <w:szCs w:val="28"/>
-        </w:rPr>
-        <w:t>Prueba con Claude Code (La integración nativa)</w:t>
-      </w:r>
-    </w:p>
-    <w:p>
-      <w:pPr>
-        <w:pStyle w:val="Prrafodelista"/>
-        <w:ind w:left="408"/>
-        <w:jc w:val="both"/>
-      </w:pPr>
-      <w:r>
-        <w:rPr>
-          <w:noProof/>
-        </w:rPr>
+        <w:jc w:val="both"/>
+        <w:rPr>
+          <w:b/>
+          <w:bCs/>
+        </w:rPr>
+      </w:pPr>
+      <w:r>
+        <w:rPr>
+          <w:b/>
+          <w:bCs/>
+        </w:rPr>
+        <w:t>Pruebas de Validación del Servidor VPS</w:t>
+      </w:r>
+    </w:p>
+    <w:p>
+      <w:pPr>
+        <w:jc w:val="both"/>
+      </w:pPr>
+      <w:r>
+        <w:t>Voy</w:t>
+      </w:r>
+      <w:r>
+        <w:t xml:space="preserve"> asegurar que nuestro </w:t>
+      </w:r>
+      <w:proofErr w:type="spellStart"/>
+      <w:r>
+        <w:t>backend</w:t>
+      </w:r>
+      <w:proofErr w:type="spellEnd"/>
+      <w:r>
+        <w:t xml:space="preserve"> Python (upload_server.py) se ha desplegado correctamente </w:t>
+      </w:r>
+      <w:r>
+        <w:t xml:space="preserve">en el puerto 8026 </w:t>
+      </w:r>
+      <w:r>
+        <w:t>en la máquina de Lobees</w:t>
+      </w:r>
+    </w:p>
+    <w:p>
+      <w:pPr>
+        <w:jc w:val="both"/>
+      </w:pPr>
+      <w:r>
+        <w:t xml:space="preserve">       </w:t>
+      </w:r>
+      <w:r>
         <w:drawing>
-          <wp:inline distT="0" distB="0" distL="0" distR="0" wp14:anchorId="2BA58362" wp14:editId="30D5B868">
-            <wp:extent cx="5400040" cy="2882900"/>
+          <wp:inline distT="0" distB="0" distL="0" distR="0" wp14:anchorId="7D0A85AA" wp14:editId="68F9204E">
+            <wp:extent cx="5400040" cy="2828290"/>
             <wp:effectExtent l="0" t="0" r="0" b="0"/>
-            <wp:docPr id="2" name="Imagen 2"/>
+            <wp:docPr id="14" name="Imagen 14"/>
             <wp:cNvGraphicFramePr>
               <a:graphicFrameLocks xmlns:a="http://schemas.openxmlformats.org/drawingml/2006/main" noChangeAspect="1"/>
             </wp:cNvGraphicFramePr>
@@ -144,7 +307,7 @@
                   <pic:spPr>
                     <a:xfrm>
                       <a:off x="0" y="0"/>
-                      <a:ext cx="5400040" cy="2882900"/>
+                      <a:ext cx="5400040" cy="2828290"/>
                     </a:xfrm>
                     <a:prstGeom prst="rect">
                       <a:avLst/>
@@ -159,27 +322,15 @@
     </w:p>
     <w:p>
       <w:pPr>
-        <w:pStyle w:val="Prrafodelista"/>
-        <w:ind w:left="408"/>
-        <w:jc w:val="both"/>
-      </w:pPr>
-    </w:p>
-    <w:p>
-      <w:pPr>
-        <w:pStyle w:val="Prrafodelista"/>
-        <w:ind w:left="408"/>
-        <w:jc w:val="both"/>
-      </w:pPr>
-      <w:r>
-        <w:rPr>
-          <w:noProof/>
-        </w:rPr>
+        <w:jc w:val="both"/>
+      </w:pPr>
+      <w:r>
         <w:lastRenderedPageBreak/>
         <w:drawing>
-          <wp:inline distT="0" distB="0" distL="0" distR="0" wp14:anchorId="61260807" wp14:editId="1098C69D">
-            <wp:extent cx="5400040" cy="2840990"/>
-            <wp:effectExtent l="0" t="0" r="0" b="0"/>
-            <wp:docPr id="3" name="Imagen 3"/>
+          <wp:inline distT="0" distB="0" distL="0" distR="0" wp14:anchorId="587ED6EF" wp14:editId="165396F6">
+            <wp:extent cx="5400040" cy="2091055"/>
+            <wp:effectExtent l="0" t="0" r="0" b="4445"/>
+            <wp:docPr id="15" name="Imagen 15"/>
             <wp:cNvGraphicFramePr>
               <a:graphicFrameLocks xmlns:a="http://schemas.openxmlformats.org/drawingml/2006/main" noChangeAspect="1"/>
             </wp:cNvGraphicFramePr>
@@ -199,7 +350,7 @@
                   <pic:spPr>
                     <a:xfrm>
                       <a:off x="0" y="0"/>
-                      <a:ext cx="5400040" cy="2840990"/>
+                      <a:ext cx="5400040" cy="2091055"/>
                     </a:xfrm>
                     <a:prstGeom prst="rect">
                       <a:avLst/>
@@ -214,26 +365,69 @@
     </w:p>
     <w:p>
       <w:pPr>
+        <w:jc w:val="both"/>
+      </w:pPr>
+    </w:p>
+    <w:p>
+      <w:pPr>
+        <w:pStyle w:val="Prrafodelista"/>
+        <w:numPr>
+          <w:ilvl w:val="0"/>
+          <w:numId w:val="1"/>
+        </w:numPr>
+        <w:jc w:val="both"/>
+        <w:rPr>
+          <w:b/>
+          <w:bCs/>
+          <w:sz w:val="28"/>
+          <w:szCs w:val="28"/>
+        </w:rPr>
+      </w:pPr>
+      <w:r>
+        <w:rPr>
+          <w:b/>
+          <w:bCs/>
+          <w:sz w:val="28"/>
+          <w:szCs w:val="28"/>
+        </w:rPr>
+        <w:t xml:space="preserve">Prueba con Claude </w:t>
+      </w:r>
+      <w:proofErr w:type="spellStart"/>
+      <w:r>
+        <w:rPr>
+          <w:b/>
+          <w:bCs/>
+          <w:sz w:val="28"/>
+          <w:szCs w:val="28"/>
+        </w:rPr>
+        <w:t>Code</w:t>
+      </w:r>
+      <w:proofErr w:type="spellEnd"/>
+      <w:r>
+        <w:rPr>
+          <w:b/>
+          <w:bCs/>
+          <w:sz w:val="28"/>
+          <w:szCs w:val="28"/>
+        </w:rPr>
+        <w:t xml:space="preserve"> (La integración nativa)</w:t>
+      </w:r>
+    </w:p>
+    <w:p>
+      <w:pPr>
         <w:pStyle w:val="Prrafodelista"/>
         <w:ind w:left="408"/>
         <w:jc w:val="both"/>
       </w:pPr>
-    </w:p>
-    <w:p>
-      <w:pPr>
-        <w:pStyle w:val="Prrafodelista"/>
-        <w:ind w:left="408"/>
-        <w:jc w:val="both"/>
-      </w:pPr>
       <w:r>
         <w:rPr>
           <w:noProof/>
         </w:rPr>
         <w:drawing>
-          <wp:inline distT="0" distB="0" distL="0" distR="0" wp14:anchorId="51314787" wp14:editId="6A93F8E9">
-            <wp:extent cx="5400040" cy="2831465"/>
-            <wp:effectExtent l="0" t="0" r="0" b="6985"/>
-            <wp:docPr id="5" name="Imagen 5"/>
+          <wp:inline distT="0" distB="0" distL="0" distR="0" wp14:anchorId="2BA58362" wp14:editId="30D5B868">
+            <wp:extent cx="5400040" cy="2882900"/>
+            <wp:effectExtent l="0" t="0" r="0" b="0"/>
+            <wp:docPr id="2" name="Imagen 2"/>
             <wp:cNvGraphicFramePr>
               <a:graphicFrameLocks xmlns:a="http://schemas.openxmlformats.org/drawingml/2006/main" noChangeAspect="1"/>
             </wp:cNvGraphicFramePr>
@@ -253,7 +447,7 @@
                   <pic:spPr>
                     <a:xfrm>
                       <a:off x="0" y="0"/>
-                      <a:ext cx="5400040" cy="2831465"/>
+                      <a:ext cx="5400040" cy="2882900"/>
                     </a:xfrm>
                     <a:prstGeom prst="rect">
                       <a:avLst/>
@@ -280,42 +474,14 @@
         <w:jc w:val="both"/>
       </w:pPr>
       <w:r>
-        <w:t>nos hemos topado con un muro de pago de Anthropic (la empresa detrás de Claude)!</w:t>
-      </w:r>
-    </w:p>
-    <w:p>
-      <w:pPr>
-        <w:pStyle w:val="Prrafodelista"/>
-        <w:ind w:left="408"/>
-        <w:jc w:val="both"/>
-      </w:pPr>
-      <w:r>
-        <w:t>El error Credit balance too low significa que el programa "Claude Code" funciona conectándose directamente a la API de pago de Anthropic</w:t>
-      </w:r>
-    </w:p>
-    <w:p>
-      <w:pPr>
-        <w:pStyle w:val="Prrafodelista"/>
-        <w:ind w:left="408"/>
-        <w:jc w:val="both"/>
-      </w:pPr>
-    </w:p>
-    <w:p>
-      <w:pPr>
-        <w:pStyle w:val="Prrafodelista"/>
-        <w:ind w:left="408"/>
-        <w:jc w:val="both"/>
-      </w:pPr>
-      <w:r>
         <w:rPr>
           <w:noProof/>
         </w:rPr>
-        <w:lastRenderedPageBreak/>
         <w:drawing>
-          <wp:inline distT="0" distB="0" distL="0" distR="0" wp14:anchorId="144AE5BA" wp14:editId="5F8BC286">
-            <wp:extent cx="5400040" cy="2842260"/>
+          <wp:inline distT="0" distB="0" distL="0" distR="0" wp14:anchorId="61260807" wp14:editId="1098C69D">
+            <wp:extent cx="5400040" cy="2840990"/>
             <wp:effectExtent l="0" t="0" r="0" b="0"/>
-            <wp:docPr id="9" name="Imagen 9"/>
+            <wp:docPr id="3" name="Imagen 3"/>
             <wp:cNvGraphicFramePr>
               <a:graphicFrameLocks xmlns:a="http://schemas.openxmlformats.org/drawingml/2006/main" noChangeAspect="1"/>
             </wp:cNvGraphicFramePr>
@@ -335,7 +501,7 @@
                   <pic:spPr>
                     <a:xfrm>
                       <a:off x="0" y="0"/>
-                      <a:ext cx="5400040" cy="2842260"/>
+                      <a:ext cx="5400040" cy="2840990"/>
                     </a:xfrm>
                     <a:prstGeom prst="rect">
                       <a:avLst/>
@@ -357,220 +523,19 @@
     </w:p>
     <w:p>
       <w:pPr>
-        <w:jc w:val="both"/>
-        <w:rPr>
-          <w:b/>
-          <w:bCs/>
-          <w:sz w:val="28"/>
-          <w:szCs w:val="28"/>
-        </w:rPr>
-      </w:pPr>
-      <w:r>
-        <w:rPr>
-          <w:b/>
-          <w:bCs/>
-          <w:sz w:val="28"/>
-          <w:szCs w:val="28"/>
-        </w:rPr>
-        <w:t>FASE 3:</w:t>
-      </w:r>
-      <w:r>
-        <w:rPr>
-          <w:b/>
-          <w:bCs/>
-          <w:sz w:val="28"/>
-          <w:szCs w:val="28"/>
-        </w:rPr>
-        <w:t xml:space="preserve"> Prueba con</w:t>
-      </w:r>
-      <w:r>
-        <w:rPr>
-          <w:b/>
-          <w:bCs/>
-          <w:sz w:val="28"/>
-          <w:szCs w:val="28"/>
-        </w:rPr>
-        <w:t xml:space="preserve"> ChatGPT</w:t>
-      </w:r>
-    </w:p>
-    <w:p>
-      <w:pPr>
-        <w:jc w:val="both"/>
-        <w:rPr>
-          <w:b/>
-          <w:bCs/>
-        </w:rPr>
-      </w:pPr>
-      <w:r>
-        <w:rPr>
-          <w:b/>
-          <w:bCs/>
-        </w:rPr>
-        <w:t xml:space="preserve">  </w:t>
-      </w:r>
-      <w:r>
-        <w:rPr>
-          <w:b/>
-          <w:bCs/>
-        </w:rPr>
-        <w:t xml:space="preserve"> </w:t>
-      </w:r>
-      <w:r>
-        <w:rPr>
-          <w:b/>
-          <w:bCs/>
-        </w:rPr>
-        <w:t>Opcion A: Se requiere cuenta de pago</w:t>
-      </w:r>
-    </w:p>
-    <w:p>
-      <w:pPr>
-        <w:jc w:val="both"/>
-        <w:rPr>
-          <w:b/>
-          <w:bCs/>
-        </w:rPr>
-      </w:pPr>
-      <w:r>
-        <w:t xml:space="preserve">   </w:t>
-      </w:r>
-      <w:r>
-        <w:rPr>
-          <w:b/>
-          <w:bCs/>
-        </w:rPr>
-        <w:t>Opcion B: Sin cuenta de pago</w:t>
-      </w:r>
-    </w:p>
-    <w:p>
-      <w:pPr>
-        <w:jc w:val="both"/>
-      </w:pPr>
-      <w:r>
-        <w:t xml:space="preserve">Como lo que nos interesa es que ChatGPT genere su propia versión del Dashboard </w:t>
-      </w:r>
-      <w:r>
-        <w:t xml:space="preserve">   </w:t>
-      </w:r>
-      <w:r>
-        <w:t>HTML, vamos a "hackear" el sistema haciéndolo de forma manual en un chat normal.</w:t>
-      </w:r>
-    </w:p>
-    <w:p>
-      <w:pPr>
-        <w:numPr>
-          <w:ilvl w:val="0"/>
-          <w:numId w:val="2"/>
-        </w:numPr>
-        <w:jc w:val="both"/>
-      </w:pPr>
-      <w:r>
-        <w:rPr>
-          <w:b/>
-          <w:bCs/>
-        </w:rPr>
-        <w:t>Paso 1:</w:t>
-      </w:r>
-      <w:r>
-        <w:t> En la barra de "Pregunta lo que quieras"</w:t>
-      </w:r>
-      <w:r>
-        <w:t xml:space="preserve"> en chatgpt,</w:t>
-      </w:r>
-      <w:r>
-        <w:t xml:space="preserve"> copia</w:t>
-      </w:r>
-      <w:r>
-        <w:t>mos</w:t>
-      </w:r>
-      <w:r>
-        <w:t xml:space="preserve"> y pega</w:t>
-      </w:r>
-      <w:r>
-        <w:t>mos</w:t>
-      </w:r>
-      <w:r>
-        <w:t xml:space="preserve"> de golpe </w:t>
-      </w:r>
-      <w:r>
-        <w:rPr>
-          <w:b/>
-          <w:bCs/>
-        </w:rPr>
-        <w:t>todo el texto</w:t>
-      </w:r>
-      <w:r>
-        <w:t xml:space="preserve"> de nuestro archivo chatgpt/system-prompt.md. Al final del texto, </w:t>
-      </w:r>
-      <w:r>
-        <w:t>le añadimos</w:t>
-      </w:r>
-      <w:r>
-        <w:t xml:space="preserve"> esta frase:</w:t>
-      </w:r>
-    </w:p>
-    <w:p>
-      <w:pPr>
-        <w:jc w:val="both"/>
-        <w:rPr>
-          <w:i/>
-          <w:iCs/>
-        </w:rPr>
-      </w:pPr>
-      <w:r>
-        <w:rPr>
-          <w:i/>
-          <w:iCs/>
-        </w:rPr>
-        <w:t>"Entendido. Como estás en un entorno de chat normal sin conexión directa a la API, asume que ya he llamado a la API por ti y hemos encontrado 3 leads pendientes. Redacta el registro de la auditoría técnica inventada para esos 3 leads y escribe directamente el código HTML final del Dashboard con los resultados."</w:t>
-      </w:r>
-    </w:p>
-    <w:p>
-      <w:pPr>
-        <w:jc w:val="both"/>
-        <w:rPr>
-          <w:i/>
-          <w:iCs/>
-        </w:rPr>
-      </w:pPr>
-    </w:p>
-    <w:p>
-      <w:pPr>
-        <w:jc w:val="both"/>
-        <w:rPr>
-          <w:i/>
-          <w:iCs/>
-        </w:rPr>
-      </w:pPr>
-      <w:r>
-        <w:rPr>
-          <w:i/>
-          <w:iCs/>
-        </w:rPr>
-        <w:t xml:space="preserve">Resultado en: </w:t>
-      </w:r>
-      <w:r>
-        <w:rPr>
-          <w:i/>
-          <w:iCs/>
-        </w:rPr>
-        <w:t>proyecto II\dashboards\chatgpt</w:t>
-      </w:r>
-    </w:p>
-    <w:p>
-      <w:pPr>
+        <w:pStyle w:val="Prrafodelista"/>
+        <w:ind w:left="408"/>
         <w:jc w:val="both"/>
       </w:pPr>
       <w:r>
         <w:rPr>
           <w:noProof/>
         </w:rPr>
-        <w:lastRenderedPageBreak/>
         <w:drawing>
-          <wp:inline distT="0" distB="0" distL="0" distR="0" wp14:anchorId="2E1614D0" wp14:editId="450827E0">
-            <wp:extent cx="5400040" cy="2841625"/>
-            <wp:effectExtent l="0" t="0" r="0" b="0"/>
-            <wp:docPr id="6" name="Imagen 6"/>
+          <wp:inline distT="0" distB="0" distL="0" distR="0" wp14:anchorId="51314787" wp14:editId="6A93F8E9">
+            <wp:extent cx="5400040" cy="2831465"/>
+            <wp:effectExtent l="0" t="0" r="0" b="6985"/>
+            <wp:docPr id="5" name="Imagen 5"/>
             <wp:cNvGraphicFramePr>
               <a:graphicFrameLocks xmlns:a="http://schemas.openxmlformats.org/drawingml/2006/main" noChangeAspect="1"/>
             </wp:cNvGraphicFramePr>
@@ -590,7 +555,7 @@
                   <pic:spPr>
                     <a:xfrm>
                       <a:off x="0" y="0"/>
-                      <a:ext cx="5400040" cy="2841625"/>
+                      <a:ext cx="5400040" cy="2831465"/>
                     </a:xfrm>
                     <a:prstGeom prst="rect">
                       <a:avLst/>
@@ -605,11 +570,87 @@
     </w:p>
     <w:p>
       <w:pPr>
-        <w:jc w:val="both"/>
-      </w:pPr>
-    </w:p>
-    <w:p>
-      <w:pPr>
+        <w:pStyle w:val="Prrafodelista"/>
+        <w:ind w:left="408"/>
+        <w:jc w:val="both"/>
+      </w:pPr>
+    </w:p>
+    <w:p>
+      <w:pPr>
+        <w:pStyle w:val="Prrafodelista"/>
+        <w:ind w:left="408"/>
+        <w:jc w:val="both"/>
+      </w:pPr>
+      <w:r>
+        <w:t xml:space="preserve">nos hemos topado con un muro de pago de </w:t>
+      </w:r>
+      <w:proofErr w:type="spellStart"/>
+      <w:r>
+        <w:t>Anthropic</w:t>
+      </w:r>
+      <w:proofErr w:type="spellEnd"/>
+      <w:r>
+        <w:t xml:space="preserve"> (la empresa detrás de Claude)</w:t>
+      </w:r>
+    </w:p>
+    <w:p>
+      <w:pPr>
+        <w:pStyle w:val="Prrafodelista"/>
+        <w:ind w:left="408"/>
+        <w:jc w:val="both"/>
+      </w:pPr>
+      <w:r>
+        <w:t>El error </w:t>
+      </w:r>
+      <w:proofErr w:type="spellStart"/>
+      <w:r>
+        <w:t>Credit</w:t>
+      </w:r>
+      <w:proofErr w:type="spellEnd"/>
+      <w:r>
+        <w:t xml:space="preserve"> balance </w:t>
+      </w:r>
+      <w:proofErr w:type="spellStart"/>
+      <w:r>
+        <w:t>too</w:t>
+      </w:r>
+      <w:proofErr w:type="spellEnd"/>
+      <w:r>
+        <w:t xml:space="preserve"> </w:t>
+      </w:r>
+      <w:proofErr w:type="spellStart"/>
+      <w:r>
+        <w:t>low</w:t>
+      </w:r>
+      <w:proofErr w:type="spellEnd"/>
+      <w:r>
+        <w:t xml:space="preserve"> significa que el programa "Claude </w:t>
+      </w:r>
+      <w:proofErr w:type="spellStart"/>
+      <w:r>
+        <w:t>Code</w:t>
+      </w:r>
+      <w:proofErr w:type="spellEnd"/>
+      <w:r>
+        <w:t xml:space="preserve">" funciona conectándose directamente a la API de pago de </w:t>
+      </w:r>
+      <w:proofErr w:type="spellStart"/>
+      <w:r>
+        <w:t>Anthropic</w:t>
+      </w:r>
+      <w:proofErr w:type="spellEnd"/>
+    </w:p>
+    <w:p>
+      <w:pPr>
+        <w:pStyle w:val="Prrafodelista"/>
+        <w:ind w:left="408"/>
+        <w:jc w:val="both"/>
+      </w:pPr>
+    </w:p>
+    <w:p>
+      <w:pPr>
+        <w:pStyle w:val="Prrafodelista"/>
+        <w:ind w:left="408"/>
         <w:jc w:val="both"/>
       </w:pPr>
       <w:r>
@@ -617,10 +658,10 @@
           <w:noProof/>
         </w:rPr>
         <w:drawing>
-          <wp:inline distT="0" distB="0" distL="0" distR="0" wp14:anchorId="47CA7A02" wp14:editId="092A8E3C">
-            <wp:extent cx="5400040" cy="2165350"/>
-            <wp:effectExtent l="0" t="0" r="0" b="6350"/>
-            <wp:docPr id="7" name="Imagen 7"/>
+          <wp:inline distT="0" distB="0" distL="0" distR="0" wp14:anchorId="144AE5BA" wp14:editId="5F8BC286">
+            <wp:extent cx="5400040" cy="2842260"/>
+            <wp:effectExtent l="0" t="0" r="0" b="0"/>
+            <wp:docPr id="9" name="Imagen 9"/>
             <wp:cNvGraphicFramePr>
               <a:graphicFrameLocks xmlns:a="http://schemas.openxmlformats.org/drawingml/2006/main" noChangeAspect="1"/>
             </wp:cNvGraphicFramePr>
@@ -640,7 +681,7 @@
                   <pic:spPr>
                     <a:xfrm>
                       <a:off x="0" y="0"/>
-                      <a:ext cx="5400040" cy="2165350"/>
+                      <a:ext cx="5400040" cy="2842260"/>
                     </a:xfrm>
                     <a:prstGeom prst="rect">
                       <a:avLst/>
@@ -655,17 +696,127 @@
     </w:p>
     <w:p>
       <w:pPr>
-        <w:jc w:val="both"/>
-      </w:pPr>
-      <w:r>
-        <w:rPr>
-          <w:noProof/>
-        </w:rPr>
+        <w:pStyle w:val="Prrafodelista"/>
+        <w:ind w:left="408"/>
+        <w:jc w:val="both"/>
+      </w:pPr>
+    </w:p>
+    <w:p>
+      <w:pPr>
+        <w:pStyle w:val="Prrafodelista"/>
+        <w:ind w:left="408"/>
+        <w:jc w:val="both"/>
+      </w:pPr>
+      <w:r>
+        <w:rPr>
+          <w:b/>
+          <w:bCs/>
+        </w:rPr>
+        <w:t>He hecho</w:t>
+      </w:r>
+      <w:r>
+        <w:rPr>
+          <w:b/>
+          <w:bCs/>
+        </w:rPr>
+        <w:t xml:space="preserve"> una simulación exacta de cómo lo habría diseñado Claude </w:t>
+      </w:r>
+      <w:proofErr w:type="spellStart"/>
+      <w:r>
+        <w:rPr>
+          <w:b/>
+          <w:bCs/>
+        </w:rPr>
+        <w:t>Code</w:t>
+      </w:r>
+      <w:proofErr w:type="spellEnd"/>
+      <w:r>
+        <w:rPr>
+          <w:b/>
+          <w:bCs/>
+        </w:rPr>
+        <w:t xml:space="preserve"> para no quedarme bloqueado por lo de la cuenta de pago y se vería </w:t>
+      </w:r>
+      <w:proofErr w:type="spellStart"/>
+      <w:r>
+        <w:rPr>
+          <w:b/>
+          <w:bCs/>
+        </w:rPr>
+        <w:t>asi</w:t>
+      </w:r>
+      <w:proofErr w:type="spellEnd"/>
+      <w:r>
+        <w:t>.</w:t>
+      </w:r>
+    </w:p>
+    <w:p>
+      <w:pPr>
+        <w:pStyle w:val="Prrafodelista"/>
+        <w:ind w:left="408"/>
+      </w:pPr>
+      <w:r>
+        <w:t xml:space="preserve">He guardado el archivo </w:t>
+      </w:r>
+      <w:r>
+        <w:t xml:space="preserve">en </w:t>
+      </w:r>
+      <w:proofErr w:type="spellStart"/>
+      <w:r>
+        <w:rPr>
+          <w:b/>
+          <w:bCs/>
+        </w:rPr>
+        <w:t>dashboards</w:t>
+      </w:r>
+      <w:proofErr w:type="spellEnd"/>
+      <w:r>
+        <w:rPr>
+          <w:b/>
+          <w:bCs/>
+        </w:rPr>
+        <w:t>/</w:t>
+      </w:r>
+      <w:r>
+        <w:rPr>
+          <w:b/>
+          <w:bCs/>
+        </w:rPr>
+        <w:t xml:space="preserve">Claude </w:t>
+      </w:r>
+      <w:proofErr w:type="spellStart"/>
+      <w:r>
+        <w:rPr>
+          <w:b/>
+          <w:bCs/>
+        </w:rPr>
+        <w:t>code</w:t>
+      </w:r>
+      <w:proofErr w:type="spellEnd"/>
+      <w:r>
+        <w:rPr>
+          <w:b/>
+          <w:bCs/>
+        </w:rPr>
+        <w:t>/dashboard_claude.html</w:t>
+      </w:r>
+      <w:r>
+        <w:t>.</w:t>
+      </w:r>
+    </w:p>
+    <w:p>
+      <w:pPr>
+        <w:pStyle w:val="Prrafodelista"/>
+        <w:ind w:left="408"/>
+        <w:jc w:val="both"/>
+      </w:pPr>
+      <w:r>
+        <w:lastRenderedPageBreak/>
         <w:drawing>
-          <wp:inline distT="0" distB="0" distL="0" distR="0" wp14:anchorId="4352AAD8" wp14:editId="10708305">
-            <wp:extent cx="5400040" cy="2216785"/>
-            <wp:effectExtent l="0" t="0" r="0" b="0"/>
-            <wp:docPr id="8" name="Imagen 8"/>
+          <wp:inline distT="0" distB="0" distL="0" distR="0" wp14:anchorId="615CC2AE" wp14:editId="60A76F13">
+            <wp:extent cx="5400040" cy="2506980"/>
+            <wp:effectExtent l="0" t="0" r="0" b="7620"/>
+            <wp:docPr id="4" name="Imagen 4"/>
             <wp:cNvGraphicFramePr>
               <a:graphicFrameLocks xmlns:a="http://schemas.openxmlformats.org/drawingml/2006/main" noChangeAspect="1"/>
             </wp:cNvGraphicFramePr>
@@ -685,7 +836,7 @@
                   <pic:spPr>
                     <a:xfrm>
                       <a:off x="0" y="0"/>
-                      <a:ext cx="5400040" cy="2216785"/>
+                      <a:ext cx="5400040" cy="2506980"/>
                     </a:xfrm>
                     <a:prstGeom prst="rect">
                       <a:avLst/>
@@ -700,172 +851,16 @@
     </w:p>
     <w:p>
       <w:pPr>
-        <w:jc w:val="both"/>
-      </w:pPr>
-    </w:p>
-    <w:p>
-      <w:pPr>
-        <w:jc w:val="both"/>
-        <w:rPr>
-          <w:b/>
-          <w:bCs/>
-          <w:sz w:val="28"/>
-          <w:szCs w:val="28"/>
-        </w:rPr>
-      </w:pPr>
-      <w:r>
-        <w:rPr>
-          <w:b/>
-          <w:bCs/>
-          <w:sz w:val="28"/>
-          <w:szCs w:val="28"/>
-        </w:rPr>
-        <w:t xml:space="preserve">FASE </w:t>
-      </w:r>
-      <w:r>
-        <w:rPr>
-          <w:b/>
-          <w:bCs/>
-          <w:sz w:val="28"/>
-          <w:szCs w:val="28"/>
-        </w:rPr>
-        <w:t>4</w:t>
-      </w:r>
-      <w:r>
-        <w:rPr>
-          <w:b/>
-          <w:bCs/>
-          <w:sz w:val="28"/>
-          <w:szCs w:val="28"/>
-        </w:rPr>
-        <w:t>:</w:t>
-      </w:r>
-      <w:r>
-        <w:rPr>
-          <w:b/>
-          <w:bCs/>
-          <w:sz w:val="28"/>
-          <w:szCs w:val="28"/>
-        </w:rPr>
-        <w:t xml:space="preserve"> Prueba con</w:t>
-      </w:r>
-      <w:r>
-        <w:rPr>
-          <w:b/>
-          <w:bCs/>
-          <w:sz w:val="28"/>
-          <w:szCs w:val="28"/>
-        </w:rPr>
-        <w:t xml:space="preserve"> </w:t>
-      </w:r>
-      <w:r>
-        <w:rPr>
-          <w:b/>
-          <w:bCs/>
-          <w:sz w:val="28"/>
-          <w:szCs w:val="28"/>
-        </w:rPr>
-        <w:t>Antigravity</w:t>
-      </w:r>
-    </w:p>
-    <w:p>
-      <w:pPr>
-        <w:numPr>
-          <w:ilvl w:val="0"/>
-          <w:numId w:val="3"/>
-        </w:numPr>
-        <w:jc w:val="both"/>
-      </w:pPr>
-      <w:r>
-        <w:lastRenderedPageBreak/>
-        <w:t>Configuración del Agente: Se configuró el archivo antigravity/workflow.json para darle al agente el contexto de la "Lobees Tech Audit", definiendo que debe evaluar leads y generar un Health Score.</w:t>
-      </w:r>
-    </w:p>
-    <w:p>
-      <w:pPr>
-        <w:numPr>
-          <w:ilvl w:val="0"/>
-          <w:numId w:val="3"/>
-        </w:numPr>
-        <w:jc w:val="both"/>
-      </w:pPr>
-      <w:r>
-        <w:t>Invocación (El Prompt): A través de la ventana de chat del IDE, se le solicitó al agente mediante lenguaje natural: </w:t>
-      </w:r>
-      <w:r>
-        <w:rPr>
-          <w:i/>
-          <w:iCs/>
-        </w:rPr>
-        <w:t>"Ejecuta la fase de Antigravity creando el Dashboard"</w:t>
-      </w:r>
-      <w:r>
-        <w:t>.</w:t>
-      </w:r>
-    </w:p>
-    <w:p>
-      <w:pPr>
-        <w:numPr>
-          <w:ilvl w:val="0"/>
-          <w:numId w:val="3"/>
-        </w:numPr>
-        <w:jc w:val="both"/>
-      </w:pPr>
-      <w:r>
-        <w:t>Ejecución Autónoma: Antigravity procesó la lógica del flujo de trabajo, generando los datos de la auditoría (identificando vulnerabilidades como puertos abiertos o certificados SSL expirados) de forma simulada para 3 leads.</w:t>
-      </w:r>
-    </w:p>
-    <w:p>
-      <w:pPr>
-        <w:numPr>
-          <w:ilvl w:val="0"/>
-          <w:numId w:val="3"/>
-        </w:numPr>
-        <w:jc w:val="both"/>
-      </w:pPr>
-      <w:r>
-        <w:t>Generación Física del Archivo: A diferencia de otras IAs que solo devuelven código en pantalla, Antigravity utilizó su herramienta interna de sistema (write_to_file) para inyectar y guardar automáticamente el código generado en la ruta dashboards/</w:t>
-      </w:r>
-      <w:r>
-        <w:t>antigravity/</w:t>
-      </w:r>
-      <w:r>
-        <w:t>dashboard_antigravity.html.</w:t>
-      </w:r>
-    </w:p>
-    <w:p>
-      <w:pPr>
-        <w:numPr>
-          <w:ilvl w:val="0"/>
-          <w:numId w:val="3"/>
-        </w:numPr>
-        <w:jc w:val="both"/>
-      </w:pPr>
-      <w:r>
-        <w:t>Visualización: Se abrió el archivo generado en el navegador, confirmando que la IA implementó un diseño premium (basado en </w:t>
-      </w:r>
-      <w:r>
-        <w:rPr>
-          <w:i/>
-          <w:iCs/>
-        </w:rPr>
-        <w:t>Material Design</w:t>
-      </w:r>
-      <w:r>
-        <w:t>) y estructuró correctamente las métricas de la auditoría.</w:t>
-      </w:r>
-    </w:p>
-    <w:p>
-      <w:pPr>
-        <w:ind w:left="360"/>
+        <w:pStyle w:val="Prrafodelista"/>
+        <w:ind w:left="408"/>
         <w:jc w:val="both"/>
       </w:pPr>
       <w:r>
         <w:drawing>
-          <wp:inline distT="0" distB="0" distL="0" distR="0" wp14:anchorId="23C4C0DC" wp14:editId="1690B54C">
-            <wp:extent cx="5400040" cy="2398395"/>
-            <wp:effectExtent l="0" t="0" r="0" b="1905"/>
-            <wp:docPr id="12" name="Imagen 12"/>
+          <wp:inline distT="0" distB="0" distL="0" distR="0" wp14:anchorId="0F1E8090" wp14:editId="0A7A2CF2">
+            <wp:extent cx="5400040" cy="2874010"/>
+            <wp:effectExtent l="0" t="0" r="0" b="2540"/>
+            <wp:docPr id="13" name="Imagen 13"/>
             <wp:cNvGraphicFramePr>
               <a:graphicFrameLocks xmlns:a="http://schemas.openxmlformats.org/drawingml/2006/main" noChangeAspect="1"/>
             </wp:cNvGraphicFramePr>
@@ -885,7 +880,7 @@
                   <pic:spPr>
                     <a:xfrm>
                       <a:off x="0" y="0"/>
-                      <a:ext cx="5400040" cy="2398395"/>
+                      <a:ext cx="5400040" cy="2874010"/>
                     </a:xfrm>
                     <a:prstGeom prst="rect">
                       <a:avLst/>
@@ -900,16 +895,301 @@
     </w:p>
     <w:p>
       <w:pPr>
-        <w:ind w:left="360"/>
-        <w:jc w:val="both"/>
-      </w:pPr>
-      <w:r>
+        <w:pStyle w:val="Prrafodelista"/>
+        <w:ind w:left="408"/>
+        <w:jc w:val="both"/>
+      </w:pPr>
+    </w:p>
+    <w:p>
+      <w:pPr>
+        <w:jc w:val="both"/>
+        <w:rPr>
+          <w:b/>
+          <w:bCs/>
+          <w:sz w:val="28"/>
+          <w:szCs w:val="28"/>
+        </w:rPr>
+      </w:pPr>
+      <w:r>
+        <w:rPr>
+          <w:b/>
+          <w:bCs/>
+          <w:sz w:val="28"/>
+          <w:szCs w:val="28"/>
+        </w:rPr>
+        <w:t>FASE 3:</w:t>
+      </w:r>
+      <w:r>
+        <w:rPr>
+          <w:b/>
+          <w:bCs/>
+          <w:sz w:val="28"/>
+          <w:szCs w:val="28"/>
+        </w:rPr>
+        <w:t xml:space="preserve"> Prueba con</w:t>
+      </w:r>
+      <w:r>
+        <w:rPr>
+          <w:b/>
+          <w:bCs/>
+          <w:sz w:val="28"/>
+          <w:szCs w:val="28"/>
+        </w:rPr>
+        <w:t xml:space="preserve"> </w:t>
+      </w:r>
+      <w:proofErr w:type="spellStart"/>
+      <w:r>
+        <w:rPr>
+          <w:b/>
+          <w:bCs/>
+          <w:sz w:val="28"/>
+          <w:szCs w:val="28"/>
+        </w:rPr>
+        <w:t>ChatGPT</w:t>
+      </w:r>
+      <w:proofErr w:type="spellEnd"/>
+    </w:p>
+    <w:p>
+      <w:pPr>
+        <w:jc w:val="both"/>
+      </w:pPr>
+      <w:r>
+        <w:t xml:space="preserve">   </w:t>
+      </w:r>
+      <w:proofErr w:type="spellStart"/>
+      <w:r>
+        <w:t>Opcion</w:t>
+      </w:r>
+      <w:proofErr w:type="spellEnd"/>
+      <w:r>
+        <w:t xml:space="preserve"> A: Se requiere cuenta de pago</w:t>
+      </w:r>
+    </w:p>
+    <w:p>
+      <w:pPr>
+        <w:jc w:val="both"/>
+      </w:pPr>
+      <w:r>
+        <w:t xml:space="preserve">   </w:t>
+      </w:r>
+      <w:proofErr w:type="spellStart"/>
+      <w:r>
+        <w:t>Opcion</w:t>
+      </w:r>
+      <w:proofErr w:type="spellEnd"/>
+      <w:r>
+        <w:t xml:space="preserve"> B: Sin cuenta de pago</w:t>
+      </w:r>
+    </w:p>
+    <w:p>
+      <w:pPr>
+        <w:jc w:val="both"/>
+      </w:pPr>
+      <w:r>
+        <w:t xml:space="preserve">Como lo que nos interesa es que </w:t>
+      </w:r>
+      <w:proofErr w:type="spellStart"/>
+      <w:r>
+        <w:t>ChatGPT</w:t>
+      </w:r>
+      <w:proofErr w:type="spellEnd"/>
+      <w:r>
+        <w:t xml:space="preserve"> genere su propia versión del </w:t>
+      </w:r>
+      <w:proofErr w:type="spellStart"/>
+      <w:r>
+        <w:t>Dashboard</w:t>
+      </w:r>
+      <w:proofErr w:type="spellEnd"/>
+      <w:r>
+        <w:t xml:space="preserve"> </w:t>
+      </w:r>
+      <w:r>
+        <w:t xml:space="preserve">   </w:t>
+      </w:r>
+      <w:r>
+        <w:t>HTML, vamos a "hackear" el sistema haciéndolo de forma manual en un chat normal.</w:t>
+      </w:r>
+    </w:p>
+    <w:p>
+      <w:pPr>
+        <w:numPr>
+          <w:ilvl w:val="0"/>
+          <w:numId w:val="2"/>
+        </w:numPr>
+        <w:jc w:val="both"/>
+      </w:pPr>
+      <w:r>
+        <w:rPr>
+          <w:b/>
+          <w:bCs/>
+        </w:rPr>
+        <w:t>Paso 1:</w:t>
+      </w:r>
+      <w:r>
+        <w:t> En la barra de "Pregunta lo que quieras"</w:t>
+      </w:r>
+      <w:r>
+        <w:t xml:space="preserve"> en </w:t>
+      </w:r>
+      <w:proofErr w:type="spellStart"/>
+      <w:r>
+        <w:t>chatgpt</w:t>
+      </w:r>
+      <w:proofErr w:type="spellEnd"/>
+      <w:r>
+        <w:t>,</w:t>
+      </w:r>
+      <w:r>
+        <w:t xml:space="preserve"> copia</w:t>
+      </w:r>
+      <w:r>
+        <w:t>mos</w:t>
+      </w:r>
+      <w:r>
+        <w:t xml:space="preserve"> y pega</w:t>
+      </w:r>
+      <w:r>
+        <w:t>mos</w:t>
+      </w:r>
+      <w:r>
+        <w:t xml:space="preserve"> de golpe </w:t>
+      </w:r>
+      <w:r>
+        <w:rPr>
+          <w:b/>
+          <w:bCs/>
+        </w:rPr>
+        <w:t>todo el texto</w:t>
+      </w:r>
+      <w:r>
+        <w:t> de nuestro archivo </w:t>
+      </w:r>
+      <w:proofErr w:type="spellStart"/>
+      <w:r>
+        <w:t>chatgpt</w:t>
+      </w:r>
+      <w:proofErr w:type="spellEnd"/>
+      <w:r>
+        <w:t xml:space="preserve">/system-prompt.md. Al final del texto, </w:t>
+      </w:r>
+      <w:r>
+        <w:t>le añadimos</w:t>
+      </w:r>
+      <w:r>
+        <w:t xml:space="preserve"> esta frase:</w:t>
+      </w:r>
+    </w:p>
+    <w:p>
+      <w:pPr>
+        <w:jc w:val="both"/>
+        <w:rPr>
+          <w:i/>
+          <w:iCs/>
+        </w:rPr>
+      </w:pPr>
+      <w:r>
+        <w:rPr>
+          <w:i/>
+          <w:iCs/>
+        </w:rPr>
+        <w:t xml:space="preserve">Como estás en un entorno de chat normal sin conexión directa a la API, asume que ya he llamado a la API por ti y hemos encontrado 3 leads pendientes. Redacta el </w:t>
+      </w:r>
+      <w:r>
+        <w:rPr>
+          <w:i/>
+          <w:iCs/>
+        </w:rPr>
         <w:lastRenderedPageBreak/>
+        <w:t xml:space="preserve">registro de la auditoría técnica inventada para esos 3 leads y escribe directamente el código HTML final del </w:t>
+      </w:r>
+      <w:proofErr w:type="spellStart"/>
+      <w:r>
+        <w:rPr>
+          <w:i/>
+          <w:iCs/>
+        </w:rPr>
+        <w:t>Dashboard</w:t>
+      </w:r>
+      <w:proofErr w:type="spellEnd"/>
+      <w:r>
+        <w:rPr>
+          <w:i/>
+          <w:iCs/>
+        </w:rPr>
+        <w:t xml:space="preserve"> con los resultados.</w:t>
+      </w:r>
+    </w:p>
+    <w:p>
+      <w:pPr>
+        <w:jc w:val="both"/>
+        <w:rPr>
+          <w:i/>
+          <w:iCs/>
+        </w:rPr>
+      </w:pPr>
+    </w:p>
+    <w:p>
+      <w:pPr>
+        <w:jc w:val="both"/>
+        <w:rPr>
+          <w:i/>
+          <w:iCs/>
+        </w:rPr>
+      </w:pPr>
+      <w:r>
+        <w:rPr>
+          <w:i/>
+          <w:iCs/>
+        </w:rPr>
+        <w:t xml:space="preserve">Resultado en: </w:t>
+      </w:r>
+      <w:r>
+        <w:rPr>
+          <w:i/>
+          <w:iCs/>
+        </w:rPr>
+        <w:t>proyecto II\</w:t>
+      </w:r>
+      <w:proofErr w:type="spellStart"/>
+      <w:r>
+        <w:rPr>
+          <w:i/>
+          <w:iCs/>
+        </w:rPr>
+        <w:t>dashboards</w:t>
+      </w:r>
+      <w:proofErr w:type="spellEnd"/>
+      <w:r>
+        <w:rPr>
+          <w:i/>
+          <w:iCs/>
+        </w:rPr>
+        <w:t>\</w:t>
+      </w:r>
+      <w:proofErr w:type="spellStart"/>
+      <w:r>
+        <w:rPr>
+          <w:i/>
+          <w:iCs/>
+        </w:rPr>
+        <w:t>chatgpt</w:t>
+      </w:r>
+      <w:proofErr w:type="spellEnd"/>
+    </w:p>
+    <w:p>
+      <w:pPr>
+        <w:jc w:val="both"/>
+      </w:pPr>
+      <w:r>
+        <w:rPr>
+          <w:noProof/>
+        </w:rPr>
         <w:drawing>
-          <wp:inline distT="0" distB="0" distL="0" distR="0" wp14:anchorId="3CA76978" wp14:editId="366AD96E">
-            <wp:extent cx="5400040" cy="2286000"/>
+          <wp:inline distT="0" distB="0" distL="0" distR="0" wp14:anchorId="2E1614D0" wp14:editId="450827E0">
+            <wp:extent cx="5400040" cy="2841625"/>
             <wp:effectExtent l="0" t="0" r="0" b="0"/>
-            <wp:docPr id="10" name="Imagen 10"/>
+            <wp:docPr id="6" name="Imagen 6"/>
             <wp:cNvGraphicFramePr>
               <a:graphicFrameLocks xmlns:a="http://schemas.openxmlformats.org/drawingml/2006/main" noChangeAspect="1"/>
             </wp:cNvGraphicFramePr>
@@ -929,7 +1209,7 @@
                   <pic:spPr>
                     <a:xfrm>
                       <a:off x="0" y="0"/>
-                      <a:ext cx="5400040" cy="2286000"/>
+                      <a:ext cx="5400040" cy="2841625"/>
                     </a:xfrm>
                     <a:prstGeom prst="rect">
                       <a:avLst/>
@@ -944,15 +1224,22 @@
     </w:p>
     <w:p>
       <w:pPr>
-        <w:ind w:left="360"/>
-        <w:jc w:val="both"/>
-      </w:pPr>
-      <w:r>
+        <w:jc w:val="both"/>
+      </w:pPr>
+    </w:p>
+    <w:p>
+      <w:pPr>
+        <w:jc w:val="both"/>
+      </w:pPr>
+      <w:r>
+        <w:rPr>
+          <w:noProof/>
+        </w:rPr>
         <w:drawing>
-          <wp:inline distT="0" distB="0" distL="0" distR="0" wp14:anchorId="35307BF2" wp14:editId="7A7F00F4">
-            <wp:extent cx="5400040" cy="2038350"/>
-            <wp:effectExtent l="0" t="0" r="0" b="0"/>
-            <wp:docPr id="11" name="Imagen 11"/>
+          <wp:inline distT="0" distB="0" distL="0" distR="0" wp14:anchorId="47CA7A02" wp14:editId="092A8E3C">
+            <wp:extent cx="5400040" cy="2165350"/>
+            <wp:effectExtent l="0" t="0" r="0" b="6350"/>
+            <wp:docPr id="7" name="Imagen 7"/>
             <wp:cNvGraphicFramePr>
               <a:graphicFrameLocks xmlns:a="http://schemas.openxmlformats.org/drawingml/2006/main" noChangeAspect="1"/>
             </wp:cNvGraphicFramePr>
@@ -972,6 +1259,475 @@
                   <pic:spPr>
                     <a:xfrm>
                       <a:off x="0" y="0"/>
+                      <a:ext cx="5400040" cy="2165350"/>
+                    </a:xfrm>
+                    <a:prstGeom prst="rect">
+                      <a:avLst/>
+                    </a:prstGeom>
+                  </pic:spPr>
+                </pic:pic>
+              </a:graphicData>
+            </a:graphic>
+          </wp:inline>
+        </w:drawing>
+      </w:r>
+    </w:p>
+    <w:p>
+      <w:pPr>
+        <w:jc w:val="both"/>
+      </w:pPr>
+      <w:r>
+        <w:rPr>
+          <w:noProof/>
+        </w:rPr>
+        <w:lastRenderedPageBreak/>
+        <w:drawing>
+          <wp:inline distT="0" distB="0" distL="0" distR="0" wp14:anchorId="4352AAD8" wp14:editId="10708305">
+            <wp:extent cx="5400040" cy="2216785"/>
+            <wp:effectExtent l="0" t="0" r="0" b="0"/>
+            <wp:docPr id="8" name="Imagen 8"/>
+            <wp:cNvGraphicFramePr>
+              <a:graphicFrameLocks xmlns:a="http://schemas.openxmlformats.org/drawingml/2006/main" noChangeAspect="1"/>
+            </wp:cNvGraphicFramePr>
+            <a:graphic xmlns:a="http://schemas.openxmlformats.org/drawingml/2006/main">
+              <a:graphicData uri="http://schemas.openxmlformats.org/drawingml/2006/picture">
+                <pic:pic xmlns:pic="http://schemas.openxmlformats.org/drawingml/2006/picture">
+                  <pic:nvPicPr>
+                    <pic:cNvPr id="1" name=""/>
+                    <pic:cNvPicPr/>
+                  </pic:nvPicPr>
+                  <pic:blipFill>
+                    <a:blip r:embed="rId16"/>
+                    <a:stretch>
+                      <a:fillRect/>
+                    </a:stretch>
+                  </pic:blipFill>
+                  <pic:spPr>
+                    <a:xfrm>
+                      <a:off x="0" y="0"/>
+                      <a:ext cx="5400040" cy="2216785"/>
+                    </a:xfrm>
+                    <a:prstGeom prst="rect">
+                      <a:avLst/>
+                    </a:prstGeom>
+                  </pic:spPr>
+                </pic:pic>
+              </a:graphicData>
+            </a:graphic>
+          </wp:inline>
+        </w:drawing>
+      </w:r>
+    </w:p>
+    <w:p>
+      <w:pPr>
+        <w:jc w:val="both"/>
+      </w:pPr>
+    </w:p>
+    <w:p>
+      <w:pPr>
+        <w:jc w:val="both"/>
+        <w:rPr>
+          <w:b/>
+          <w:bCs/>
+          <w:sz w:val="28"/>
+          <w:szCs w:val="28"/>
+        </w:rPr>
+      </w:pPr>
+      <w:r>
+        <w:rPr>
+          <w:b/>
+          <w:bCs/>
+          <w:sz w:val="28"/>
+          <w:szCs w:val="28"/>
+        </w:rPr>
+        <w:t xml:space="preserve">FASE </w:t>
+      </w:r>
+      <w:r>
+        <w:rPr>
+          <w:b/>
+          <w:bCs/>
+          <w:sz w:val="28"/>
+          <w:szCs w:val="28"/>
+        </w:rPr>
+        <w:t>4</w:t>
+      </w:r>
+      <w:r>
+        <w:rPr>
+          <w:b/>
+          <w:bCs/>
+          <w:sz w:val="28"/>
+          <w:szCs w:val="28"/>
+        </w:rPr>
+        <w:t>:</w:t>
+      </w:r>
+      <w:r>
+        <w:rPr>
+          <w:b/>
+          <w:bCs/>
+          <w:sz w:val="28"/>
+          <w:szCs w:val="28"/>
+        </w:rPr>
+        <w:t xml:space="preserve"> Prueba con</w:t>
+      </w:r>
+      <w:r>
+        <w:rPr>
+          <w:b/>
+          <w:bCs/>
+          <w:sz w:val="28"/>
+          <w:szCs w:val="28"/>
+        </w:rPr>
+        <w:t xml:space="preserve"> </w:t>
+      </w:r>
+      <w:proofErr w:type="spellStart"/>
+      <w:r>
+        <w:rPr>
+          <w:b/>
+          <w:bCs/>
+          <w:sz w:val="28"/>
+          <w:szCs w:val="28"/>
+        </w:rPr>
+        <w:t>Antigravity</w:t>
+      </w:r>
+      <w:proofErr w:type="spellEnd"/>
+    </w:p>
+    <w:p>
+      <w:pPr>
+        <w:numPr>
+          <w:ilvl w:val="0"/>
+          <w:numId w:val="3"/>
+        </w:numPr>
+        <w:jc w:val="both"/>
+      </w:pPr>
+      <w:r>
+        <w:t>Configuración del Agente: Se configuró el archivo </w:t>
+      </w:r>
+      <w:proofErr w:type="spellStart"/>
+      <w:r>
+        <w:t>antigravity</w:t>
+      </w:r>
+      <w:proofErr w:type="spellEnd"/>
+      <w:r>
+        <w:t>/</w:t>
+      </w:r>
+      <w:proofErr w:type="spellStart"/>
+      <w:r>
+        <w:t>workflow.json</w:t>
+      </w:r>
+      <w:proofErr w:type="spellEnd"/>
+      <w:r>
+        <w:t xml:space="preserve"> para darle al agente el contexto de la "Lobees </w:t>
+      </w:r>
+      <w:proofErr w:type="spellStart"/>
+      <w:r>
+        <w:t>Tech</w:t>
+      </w:r>
+      <w:proofErr w:type="spellEnd"/>
+      <w:r>
+        <w:t xml:space="preserve"> Audit", definiendo que debe evaluar leads y generar un </w:t>
+      </w:r>
+      <w:proofErr w:type="spellStart"/>
+      <w:r>
+        <w:t>Health</w:t>
+      </w:r>
+      <w:proofErr w:type="spellEnd"/>
+      <w:r>
+        <w:t xml:space="preserve"> Score.</w:t>
+      </w:r>
+    </w:p>
+    <w:p>
+      <w:pPr>
+        <w:numPr>
+          <w:ilvl w:val="0"/>
+          <w:numId w:val="3"/>
+        </w:numPr>
+        <w:jc w:val="both"/>
+      </w:pPr>
+      <w:r>
+        <w:t xml:space="preserve">Invocación (El </w:t>
+      </w:r>
+      <w:proofErr w:type="spellStart"/>
+      <w:r>
+        <w:t>Prompt</w:t>
+      </w:r>
+      <w:proofErr w:type="spellEnd"/>
+      <w:r>
+        <w:t>): A través de la ventana de chat del IDE, se le solicitó al agente mediante lenguaje natural: </w:t>
+      </w:r>
+      <w:r>
+        <w:rPr>
+          <w:i/>
+          <w:iCs/>
+        </w:rPr>
+        <w:t xml:space="preserve">"Ejecuta la fase de </w:t>
+      </w:r>
+      <w:proofErr w:type="spellStart"/>
+      <w:r>
+        <w:rPr>
+          <w:i/>
+          <w:iCs/>
+        </w:rPr>
+        <w:t>Antigravity</w:t>
+      </w:r>
+      <w:proofErr w:type="spellEnd"/>
+      <w:r>
+        <w:rPr>
+          <w:i/>
+          <w:iCs/>
+        </w:rPr>
+        <w:t xml:space="preserve"> creando el </w:t>
+      </w:r>
+      <w:proofErr w:type="spellStart"/>
+      <w:r>
+        <w:rPr>
+          <w:i/>
+          <w:iCs/>
+        </w:rPr>
+        <w:t>Dashboard</w:t>
+      </w:r>
+      <w:proofErr w:type="spellEnd"/>
+      <w:r>
+        <w:rPr>
+          <w:i/>
+          <w:iCs/>
+        </w:rPr>
+        <w:t>"</w:t>
+      </w:r>
+      <w:r>
+        <w:t>.</w:t>
+      </w:r>
+    </w:p>
+    <w:p>
+      <w:pPr>
+        <w:numPr>
+          <w:ilvl w:val="0"/>
+          <w:numId w:val="3"/>
+        </w:numPr>
+        <w:jc w:val="both"/>
+      </w:pPr>
+      <w:r>
+        <w:t>Ejecución Autónoma: </w:t>
+      </w:r>
+      <w:proofErr w:type="spellStart"/>
+      <w:r>
+        <w:t>Antigravity</w:t>
+      </w:r>
+      <w:proofErr w:type="spellEnd"/>
+      <w:r>
+        <w:t xml:space="preserve"> procesó la lógica del flujo de trabajo, generando los datos de la auditoría (identificando vulnerabilidades como puertos abiertos o certificados SSL expirados) de forma simulada para 3 leads.</w:t>
+      </w:r>
+    </w:p>
+    <w:p>
+      <w:pPr>
+        <w:numPr>
+          <w:ilvl w:val="0"/>
+          <w:numId w:val="3"/>
+        </w:numPr>
+        <w:jc w:val="both"/>
+      </w:pPr>
+      <w:r>
+        <w:t xml:space="preserve">Generación Física del Archivo: A diferencia de otras </w:t>
+      </w:r>
+      <w:proofErr w:type="spellStart"/>
+      <w:r>
+        <w:t>IAs</w:t>
+      </w:r>
+      <w:proofErr w:type="spellEnd"/>
+      <w:r>
+        <w:t xml:space="preserve"> que solo devuelven código en pantalla, </w:t>
+      </w:r>
+      <w:proofErr w:type="spellStart"/>
+      <w:r>
+        <w:t>Antigravity</w:t>
+      </w:r>
+      <w:proofErr w:type="spellEnd"/>
+      <w:r>
+        <w:t xml:space="preserve"> utilizó su herramienta interna de sistema (</w:t>
+      </w:r>
+      <w:proofErr w:type="spellStart"/>
+      <w:r>
+        <w:t>write_to_file</w:t>
+      </w:r>
+      <w:proofErr w:type="spellEnd"/>
+      <w:r>
+        <w:t>) para inyectar y guardar automáticamente el código generado en la ruta </w:t>
+      </w:r>
+      <w:proofErr w:type="spellStart"/>
+      <w:r>
+        <w:t>dashboards</w:t>
+      </w:r>
+      <w:proofErr w:type="spellEnd"/>
+      <w:r>
+        <w:t>/</w:t>
+      </w:r>
+      <w:proofErr w:type="spellStart"/>
+      <w:r>
+        <w:t>antigravity</w:t>
+      </w:r>
+      <w:proofErr w:type="spellEnd"/>
+      <w:r>
+        <w:t>/</w:t>
+      </w:r>
+      <w:r>
+        <w:t>dashboard_antigravity.html.</w:t>
+      </w:r>
+    </w:p>
+    <w:p>
+      <w:pPr>
+        <w:numPr>
+          <w:ilvl w:val="0"/>
+          <w:numId w:val="3"/>
+        </w:numPr>
+        <w:jc w:val="both"/>
+      </w:pPr>
+      <w:r>
+        <w:t>Visualización: Se abrió el archivo generado en el navegador, confirmando que la IA implementó un diseño premium (basado en </w:t>
+      </w:r>
+      <w:r>
+        <w:rPr>
+          <w:i/>
+          <w:iCs/>
+        </w:rPr>
+        <w:t xml:space="preserve">Material </w:t>
+      </w:r>
+      <w:proofErr w:type="spellStart"/>
+      <w:r>
+        <w:rPr>
+          <w:i/>
+          <w:iCs/>
+        </w:rPr>
+        <w:t>Design</w:t>
+      </w:r>
+      <w:proofErr w:type="spellEnd"/>
+      <w:r>
+        <w:t>) y estructuró correctamente las métricas de la auditoría.</w:t>
+      </w:r>
+    </w:p>
+    <w:p>
+      <w:pPr>
+        <w:ind w:left="360"/>
+        <w:jc w:val="both"/>
+      </w:pPr>
+      <w:r>
+        <w:rPr>
+          <w:noProof/>
+        </w:rPr>
+        <w:lastRenderedPageBreak/>
+        <w:drawing>
+          <wp:inline distT="0" distB="0" distL="0" distR="0" wp14:anchorId="23C4C0DC" wp14:editId="1690B54C">
+            <wp:extent cx="5400040" cy="2398395"/>
+            <wp:effectExtent l="0" t="0" r="0" b="1905"/>
+            <wp:docPr id="12" name="Imagen 12"/>
+            <wp:cNvGraphicFramePr>
+              <a:graphicFrameLocks xmlns:a="http://schemas.openxmlformats.org/drawingml/2006/main" noChangeAspect="1"/>
+            </wp:cNvGraphicFramePr>
+            <a:graphic xmlns:a="http://schemas.openxmlformats.org/drawingml/2006/main">
+              <a:graphicData uri="http://schemas.openxmlformats.org/drawingml/2006/picture">
+                <pic:pic xmlns:pic="http://schemas.openxmlformats.org/drawingml/2006/picture">
+                  <pic:nvPicPr>
+                    <pic:cNvPr id="1" name=""/>
+                    <pic:cNvPicPr/>
+                  </pic:nvPicPr>
+                  <pic:blipFill>
+                    <a:blip r:embed="rId17"/>
+                    <a:stretch>
+                      <a:fillRect/>
+                    </a:stretch>
+                  </pic:blipFill>
+                  <pic:spPr>
+                    <a:xfrm>
+                      <a:off x="0" y="0"/>
+                      <a:ext cx="5400040" cy="2398395"/>
+                    </a:xfrm>
+                    <a:prstGeom prst="rect">
+                      <a:avLst/>
+                    </a:prstGeom>
+                  </pic:spPr>
+                </pic:pic>
+              </a:graphicData>
+            </a:graphic>
+          </wp:inline>
+        </w:drawing>
+      </w:r>
+    </w:p>
+    <w:p>
+      <w:pPr>
+        <w:ind w:left="360"/>
+        <w:jc w:val="both"/>
+      </w:pPr>
+      <w:r>
+        <w:rPr>
+          <w:noProof/>
+        </w:rPr>
+        <w:drawing>
+          <wp:inline distT="0" distB="0" distL="0" distR="0" wp14:anchorId="3CA76978" wp14:editId="366AD96E">
+            <wp:extent cx="5400040" cy="2286000"/>
+            <wp:effectExtent l="0" t="0" r="0" b="0"/>
+            <wp:docPr id="10" name="Imagen 10"/>
+            <wp:cNvGraphicFramePr>
+              <a:graphicFrameLocks xmlns:a="http://schemas.openxmlformats.org/drawingml/2006/main" noChangeAspect="1"/>
+            </wp:cNvGraphicFramePr>
+            <a:graphic xmlns:a="http://schemas.openxmlformats.org/drawingml/2006/main">
+              <a:graphicData uri="http://schemas.openxmlformats.org/drawingml/2006/picture">
+                <pic:pic xmlns:pic="http://schemas.openxmlformats.org/drawingml/2006/picture">
+                  <pic:nvPicPr>
+                    <pic:cNvPr id="1" name=""/>
+                    <pic:cNvPicPr/>
+                  </pic:nvPicPr>
+                  <pic:blipFill>
+                    <a:blip r:embed="rId18"/>
+                    <a:stretch>
+                      <a:fillRect/>
+                    </a:stretch>
+                  </pic:blipFill>
+                  <pic:spPr>
+                    <a:xfrm>
+                      <a:off x="0" y="0"/>
+                      <a:ext cx="5400040" cy="2286000"/>
+                    </a:xfrm>
+                    <a:prstGeom prst="rect">
+                      <a:avLst/>
+                    </a:prstGeom>
+                  </pic:spPr>
+                </pic:pic>
+              </a:graphicData>
+            </a:graphic>
+          </wp:inline>
+        </w:drawing>
+      </w:r>
+    </w:p>
+    <w:p>
+      <w:pPr>
+        <w:ind w:left="360"/>
+        <w:jc w:val="both"/>
+      </w:pPr>
+      <w:r>
+        <w:rPr>
+          <w:noProof/>
+        </w:rPr>
+        <w:drawing>
+          <wp:inline distT="0" distB="0" distL="0" distR="0" wp14:anchorId="35307BF2" wp14:editId="7A7F00F4">
+            <wp:extent cx="5400040" cy="2038350"/>
+            <wp:effectExtent l="0" t="0" r="0" b="0"/>
+            <wp:docPr id="11" name="Imagen 11"/>
+            <wp:cNvGraphicFramePr>
+              <a:graphicFrameLocks xmlns:a="http://schemas.openxmlformats.org/drawingml/2006/main" noChangeAspect="1"/>
+            </wp:cNvGraphicFramePr>
+            <a:graphic xmlns:a="http://schemas.openxmlformats.org/drawingml/2006/main">
+              <a:graphicData uri="http://schemas.openxmlformats.org/drawingml/2006/picture">
+                <pic:pic xmlns:pic="http://schemas.openxmlformats.org/drawingml/2006/picture">
+                  <pic:nvPicPr>
+                    <pic:cNvPr id="1" name=""/>
+                    <pic:cNvPicPr/>
+                  </pic:nvPicPr>
+                  <pic:blipFill>
+                    <a:blip r:embed="rId19"/>
+                    <a:stretch>
+                      <a:fillRect/>
+                    </a:stretch>
+                  </pic:blipFill>
+                  <pic:spPr>
+                    <a:xfrm>
+                      <a:off x="0" y="0"/>
                       <a:ext cx="5400040" cy="2038350"/>
                     </a:xfrm>
                     <a:prstGeom prst="rect">
@@ -987,10 +1743,9 @@
     </w:p>
     <w:p>
       <w:pPr>
-        <w:jc w:val="both"/>
-        <w:rPr>
-          <w:b/>
-          <w:bCs/>
+        <w:ind w:left="360"/>
+        <w:jc w:val="both"/>
+        <w:rPr>
           <w:sz w:val="28"/>
           <w:szCs w:val="28"/>
         </w:rPr>
@@ -998,7 +1753,1653 @@
     </w:p>
     <w:p>
       <w:pPr>
-        <w:jc w:val="both"/>
+        <w:ind w:left="360"/>
+        <w:jc w:val="both"/>
+        <w:rPr>
+          <w:b/>
+          <w:bCs/>
+          <w:sz w:val="32"/>
+          <w:szCs w:val="32"/>
+        </w:rPr>
+      </w:pPr>
+      <w:r>
+        <w:rPr>
+          <w:b/>
+          <w:bCs/>
+          <w:sz w:val="32"/>
+          <w:szCs w:val="32"/>
+        </w:rPr>
+        <w:t>Comparativa: Herramientas de IA en Automatización de CRM</w:t>
+      </w:r>
+    </w:p>
+    <w:p>
+      <w:pPr>
+        <w:ind w:left="360"/>
+        <w:jc w:val="both"/>
+      </w:pPr>
+      <w:r>
+        <w:rPr>
+          <w:b/>
+          <w:bCs/>
+        </w:rPr>
+        <w:t xml:space="preserve">Lobees AI </w:t>
+      </w:r>
+      <w:proofErr w:type="spellStart"/>
+      <w:r>
+        <w:rPr>
+          <w:b/>
+          <w:bCs/>
+        </w:rPr>
+        <w:t>Automation</w:t>
+      </w:r>
+      <w:proofErr w:type="spellEnd"/>
+      <w:r>
+        <w:rPr>
+          <w:b/>
+          <w:bCs/>
+        </w:rPr>
+        <w:t xml:space="preserve"> </w:t>
+      </w:r>
+      <w:proofErr w:type="spellStart"/>
+      <w:r>
+        <w:rPr>
+          <w:b/>
+          <w:bCs/>
+        </w:rPr>
+        <w:t>Dashboard</w:t>
+      </w:r>
+      <w:proofErr w:type="spellEnd"/>
+      <w:r>
+        <w:rPr>
+          <w:b/>
+          <w:bCs/>
+        </w:rPr>
+        <w:t xml:space="preserve"> </w:t>
+      </w:r>
+      <w:proofErr w:type="spellStart"/>
+      <w:r>
+        <w:rPr>
+          <w:b/>
+          <w:bCs/>
+        </w:rPr>
+        <w:t>Challenge</w:t>
+      </w:r>
+      <w:proofErr w:type="spellEnd"/>
+    </w:p>
+    <w:p>
+      <w:pPr>
+        <w:ind w:left="360"/>
+        <w:jc w:val="both"/>
+      </w:pPr>
+      <w:r>
+        <w:rPr>
+          <w:i/>
+          <w:iCs/>
+        </w:rPr>
+        <w:t>¿Qué herramienta de IA completó el flujo con menos intervenciones manuales, mejor calidad de output y mayor claridad de proceso?</w:t>
+      </w:r>
+    </w:p>
+    <w:p>
+      <w:pPr>
+        <w:ind w:left="360"/>
+        <w:jc w:val="both"/>
+      </w:pPr>
+      <w:r>
+        <w:lastRenderedPageBreak/>
+        <w:t>análisis comparativo final tras las simulaciones y ejecuciones de </w:t>
+      </w:r>
+      <w:r>
+        <w:rPr>
+          <w:b/>
+          <w:bCs/>
+        </w:rPr>
+        <w:t xml:space="preserve">Claude </w:t>
+      </w:r>
+      <w:proofErr w:type="spellStart"/>
+      <w:r>
+        <w:rPr>
+          <w:b/>
+          <w:bCs/>
+        </w:rPr>
+        <w:t>Code</w:t>
+      </w:r>
+      <w:proofErr w:type="spellEnd"/>
+      <w:r>
+        <w:t>, </w:t>
+      </w:r>
+      <w:proofErr w:type="spellStart"/>
+      <w:r>
+        <w:rPr>
+          <w:b/>
+          <w:bCs/>
+        </w:rPr>
+        <w:t>ChatGPT</w:t>
+      </w:r>
+      <w:proofErr w:type="spellEnd"/>
+      <w:r>
+        <w:rPr>
+          <w:b/>
+          <w:bCs/>
+        </w:rPr>
+        <w:t xml:space="preserve"> (</w:t>
+      </w:r>
+      <w:proofErr w:type="spellStart"/>
+      <w:r>
+        <w:rPr>
+          <w:b/>
+          <w:bCs/>
+        </w:rPr>
+        <w:t>Custom</w:t>
+      </w:r>
+      <w:proofErr w:type="spellEnd"/>
+      <w:r>
+        <w:rPr>
+          <w:b/>
+          <w:bCs/>
+        </w:rPr>
+        <w:t xml:space="preserve"> </w:t>
+      </w:r>
+      <w:proofErr w:type="spellStart"/>
+      <w:r>
+        <w:rPr>
+          <w:b/>
+          <w:bCs/>
+        </w:rPr>
+        <w:t>Actions</w:t>
+      </w:r>
+      <w:proofErr w:type="spellEnd"/>
+      <w:r>
+        <w:rPr>
+          <w:b/>
+          <w:bCs/>
+        </w:rPr>
+        <w:t>)</w:t>
+      </w:r>
+      <w:r>
+        <w:t> y </w:t>
+      </w:r>
+      <w:proofErr w:type="spellStart"/>
+      <w:r>
+        <w:rPr>
+          <w:b/>
+          <w:bCs/>
+        </w:rPr>
+        <w:t>Antigravity</w:t>
+      </w:r>
+      <w:proofErr w:type="spellEnd"/>
+      <w:r>
+        <w:t>.</w:t>
+      </w:r>
+    </w:p>
+    <w:p>
+      <w:pPr>
+        <w:ind w:left="360"/>
+        <w:jc w:val="both"/>
+      </w:pPr>
+      <w:r>
+        <w:pict w14:anchorId="7B61DF58">
+          <v:rect id="_x0000_i1031" style="width:0;height:.75pt" o:hralign="center" o:hrstd="t" o:hr="t" fillcolor="#a0a0a0" stroked="f"/>
+        </w:pict>
+      </w:r>
+    </w:p>
+    <w:p>
+      <w:pPr>
+        <w:ind w:left="360"/>
+        <w:jc w:val="both"/>
+        <w:rPr>
+          <w:b/>
+          <w:bCs/>
+          <w:sz w:val="28"/>
+          <w:szCs w:val="28"/>
+        </w:rPr>
+      </w:pPr>
+      <w:r>
+        <w:rPr>
+          <w:b/>
+          <w:bCs/>
+          <w:sz w:val="28"/>
+          <w:szCs w:val="28"/>
+        </w:rPr>
+        <w:t xml:space="preserve">1. Número de </w:t>
+      </w:r>
+      <w:proofErr w:type="spellStart"/>
+      <w:r>
+        <w:rPr>
+          <w:b/>
+          <w:bCs/>
+          <w:sz w:val="28"/>
+          <w:szCs w:val="28"/>
+        </w:rPr>
+        <w:t>prompts</w:t>
+      </w:r>
+      <w:proofErr w:type="spellEnd"/>
+      <w:r>
+        <w:rPr>
+          <w:b/>
+          <w:bCs/>
+          <w:sz w:val="28"/>
+          <w:szCs w:val="28"/>
+        </w:rPr>
+        <w:t xml:space="preserve"> necesarios</w:t>
+      </w:r>
+    </w:p>
+    <w:p>
+      <w:pPr>
+        <w:numPr>
+          <w:ilvl w:val="0"/>
+          <w:numId w:val="5"/>
+        </w:numPr>
+        <w:jc w:val="both"/>
+      </w:pPr>
+      <w:r>
+        <w:rPr>
+          <w:b/>
+          <w:bCs/>
+        </w:rPr>
+        <w:t xml:space="preserve">Claude </w:t>
+      </w:r>
+      <w:proofErr w:type="spellStart"/>
+      <w:r>
+        <w:rPr>
+          <w:b/>
+          <w:bCs/>
+        </w:rPr>
+        <w:t>Code</w:t>
+      </w:r>
+      <w:proofErr w:type="spellEnd"/>
+      <w:r>
+        <w:t>: Requirió </w:t>
+      </w:r>
+      <w:r>
+        <w:rPr>
+          <w:b/>
+          <w:bCs/>
+        </w:rPr>
+        <w:t xml:space="preserve">1 único </w:t>
+      </w:r>
+      <w:proofErr w:type="spellStart"/>
+      <w:r>
+        <w:rPr>
+          <w:b/>
+          <w:bCs/>
+        </w:rPr>
+        <w:t>prompt</w:t>
+      </w:r>
+      <w:proofErr w:type="spellEnd"/>
+      <w:r>
+        <w:t> inicial en la terminal. A partir de ahí, tomó el control de la CLI y encadenó las herramientas del MCP de forma autónoma.</w:t>
+      </w:r>
+    </w:p>
+    <w:p>
+      <w:pPr>
+        <w:numPr>
+          <w:ilvl w:val="0"/>
+          <w:numId w:val="5"/>
+        </w:numPr>
+        <w:jc w:val="both"/>
+      </w:pPr>
+      <w:proofErr w:type="spellStart"/>
+      <w:r>
+        <w:rPr>
+          <w:b/>
+          <w:bCs/>
+        </w:rPr>
+        <w:t>ChatGPT</w:t>
+      </w:r>
+      <w:proofErr w:type="spellEnd"/>
+      <w:r>
+        <w:t>: Requirió </w:t>
+      </w:r>
+      <w:r>
+        <w:rPr>
+          <w:b/>
+          <w:bCs/>
+        </w:rPr>
+        <w:t xml:space="preserve">1 </w:t>
+      </w:r>
+      <w:proofErr w:type="spellStart"/>
+      <w:r>
+        <w:rPr>
+          <w:b/>
+          <w:bCs/>
+        </w:rPr>
+        <w:t>prompt</w:t>
+      </w:r>
+      <w:proofErr w:type="spellEnd"/>
+      <w:r>
+        <w:t> inicial, pero la ejecución se vio pausada por múltiples pop-ups de confirmación propios de la interfaz web al ejecutar Acciones de la API.</w:t>
+      </w:r>
+    </w:p>
+    <w:p>
+      <w:pPr>
+        <w:numPr>
+          <w:ilvl w:val="0"/>
+          <w:numId w:val="5"/>
+        </w:numPr>
+        <w:jc w:val="both"/>
+      </w:pPr>
+      <w:proofErr w:type="spellStart"/>
+      <w:r>
+        <w:rPr>
+          <w:b/>
+          <w:bCs/>
+        </w:rPr>
+        <w:t>Antigravity</w:t>
+      </w:r>
+      <w:proofErr w:type="spellEnd"/>
+      <w:r>
+        <w:t>: Requirió </w:t>
+      </w:r>
+      <w:r>
+        <w:rPr>
+          <w:b/>
+          <w:bCs/>
+        </w:rPr>
+        <w:t xml:space="preserve">1 </w:t>
+      </w:r>
+      <w:proofErr w:type="spellStart"/>
+      <w:r>
+        <w:rPr>
+          <w:b/>
+          <w:bCs/>
+        </w:rPr>
+        <w:t>prompt</w:t>
+      </w:r>
+      <w:proofErr w:type="spellEnd"/>
+      <w:r>
+        <w:t> en lenguaje natural. Se conectó instantáneamente al flujo de trabajo del IDE sin fricciones.</w:t>
+      </w:r>
+    </w:p>
+    <w:p>
+      <w:pPr>
+        <w:ind w:left="360"/>
+        <w:jc w:val="both"/>
+        <w:rPr>
+          <w:b/>
+          <w:bCs/>
+          <w:sz w:val="28"/>
+          <w:szCs w:val="28"/>
+        </w:rPr>
+      </w:pPr>
+      <w:r>
+        <w:rPr>
+          <w:b/>
+          <w:bCs/>
+          <w:sz w:val="28"/>
+          <w:szCs w:val="28"/>
+        </w:rPr>
+        <w:t>2. Gestión de Errores y Autonomía</w:t>
+      </w:r>
+    </w:p>
+    <w:p>
+      <w:pPr>
+        <w:numPr>
+          <w:ilvl w:val="0"/>
+          <w:numId w:val="6"/>
+        </w:numPr>
+        <w:jc w:val="both"/>
+      </w:pPr>
+      <w:r>
+        <w:rPr>
+          <w:b/>
+          <w:bCs/>
+        </w:rPr>
+        <w:t xml:space="preserve">Claude </w:t>
+      </w:r>
+      <w:proofErr w:type="spellStart"/>
+      <w:r>
+        <w:rPr>
+          <w:b/>
+          <w:bCs/>
+        </w:rPr>
+        <w:t>Code</w:t>
+      </w:r>
+      <w:proofErr w:type="spellEnd"/>
+      <w:r>
+        <w:t>: Muy alta autonomía. Al ejecutar en terminal, si el servidor MCP devolvía un error en el JSON, Claude leía el error y reintentaba la llamada corrigiendo los parámetros automáticamente.</w:t>
+      </w:r>
+    </w:p>
+    <w:p>
+      <w:pPr>
+        <w:numPr>
+          <w:ilvl w:val="0"/>
+          <w:numId w:val="6"/>
+        </w:numPr>
+        <w:jc w:val="both"/>
+      </w:pPr>
+      <w:proofErr w:type="spellStart"/>
+      <w:r>
+        <w:rPr>
+          <w:b/>
+          <w:bCs/>
+        </w:rPr>
+        <w:t>ChatGPT</w:t>
+      </w:r>
+      <w:proofErr w:type="spellEnd"/>
+      <w:r>
+        <w:t xml:space="preserve">: Autonomía media. Si el esquema </w:t>
+      </w:r>
+      <w:proofErr w:type="spellStart"/>
+      <w:r>
+        <w:t>OpenAPI</w:t>
+      </w:r>
+      <w:proofErr w:type="spellEnd"/>
+      <w:r>
+        <w:t xml:space="preserve"> (</w:t>
+      </w:r>
+      <w:proofErr w:type="spellStart"/>
+      <w:r>
+        <w:t>openapi-</w:t>
+      </w:r>
+      <w:proofErr w:type="gramStart"/>
+      <w:r>
+        <w:t>actions.yaml</w:t>
+      </w:r>
+      <w:proofErr w:type="spellEnd"/>
+      <w:proofErr w:type="gramEnd"/>
+      <w:r>
+        <w:t xml:space="preserve">) tiene un error de tipado estricto, </w:t>
+      </w:r>
+      <w:proofErr w:type="spellStart"/>
+      <w:r>
+        <w:t>ChatGPT</w:t>
+      </w:r>
+      <w:proofErr w:type="spellEnd"/>
+      <w:r>
+        <w:t xml:space="preserve"> a veces se atasca y pide al usuario que corrija el esquema manualmente.</w:t>
+      </w:r>
+    </w:p>
+    <w:p>
+      <w:pPr>
+        <w:numPr>
+          <w:ilvl w:val="0"/>
+          <w:numId w:val="6"/>
+        </w:numPr>
+        <w:jc w:val="both"/>
+      </w:pPr>
+      <w:proofErr w:type="spellStart"/>
+      <w:r>
+        <w:rPr>
+          <w:b/>
+          <w:bCs/>
+        </w:rPr>
+        <w:t>Antigravity</w:t>
+      </w:r>
+      <w:proofErr w:type="spellEnd"/>
+      <w:r>
+        <w:t xml:space="preserve">: Autonomía total. Al estar integrado en el IDE y tener acceso directo a la escritura de archivos y scripts de </w:t>
+      </w:r>
+      <w:proofErr w:type="spellStart"/>
+      <w:r>
+        <w:t>Node</w:t>
+      </w:r>
+      <w:proofErr w:type="spellEnd"/>
+      <w:r>
+        <w:t>, solventa los bloqueos técnicos directamente sin preguntar.</w:t>
+      </w:r>
+    </w:p>
+    <w:p>
+      <w:pPr>
+        <w:ind w:left="360"/>
+        <w:jc w:val="both"/>
+        <w:rPr>
+          <w:b/>
+          <w:bCs/>
+          <w:sz w:val="28"/>
+          <w:szCs w:val="28"/>
+        </w:rPr>
+      </w:pPr>
+      <w:r>
+        <w:rPr>
+          <w:b/>
+          <w:bCs/>
+          <w:sz w:val="28"/>
+          <w:szCs w:val="28"/>
+        </w:rPr>
+        <w:t>3. Calidad del HTML Generado</w:t>
+      </w:r>
+    </w:p>
+    <w:p>
+      <w:pPr>
+        <w:numPr>
+          <w:ilvl w:val="0"/>
+          <w:numId w:val="7"/>
+        </w:numPr>
+        <w:jc w:val="both"/>
+      </w:pPr>
+      <w:r>
+        <w:rPr>
+          <w:b/>
+          <w:bCs/>
+        </w:rPr>
+        <w:t xml:space="preserve">Claude </w:t>
+      </w:r>
+      <w:proofErr w:type="spellStart"/>
+      <w:r>
+        <w:rPr>
+          <w:b/>
+          <w:bCs/>
+        </w:rPr>
+        <w:t>Code</w:t>
+      </w:r>
+      <w:proofErr w:type="spellEnd"/>
+      <w:r>
+        <w:t xml:space="preserve"> Fue muy preciso ordenando las tablas, pero ignoró levemente la indicación del color corporativo a menos que se le insistiera explícitamente en el </w:t>
+      </w:r>
+      <w:proofErr w:type="spellStart"/>
+      <w:r>
+        <w:t>prompt</w:t>
+      </w:r>
+      <w:proofErr w:type="spellEnd"/>
+      <w:r>
+        <w:t>.</w:t>
+      </w:r>
+    </w:p>
+    <w:p>
+      <w:pPr>
+        <w:numPr>
+          <w:ilvl w:val="0"/>
+          <w:numId w:val="7"/>
+        </w:numPr>
+        <w:jc w:val="both"/>
+      </w:pPr>
+      <w:proofErr w:type="spellStart"/>
+      <w:r>
+        <w:rPr>
+          <w:b/>
+          <w:bCs/>
+        </w:rPr>
+        <w:t>ChatGPT</w:t>
+      </w:r>
+      <w:proofErr w:type="spellEnd"/>
+      <w:r>
+        <w:t>: Generó un código funcional pero visualmente básico. La tabla carecía de elementos interactivos (como </w:t>
+      </w:r>
+      <w:proofErr w:type="spellStart"/>
+      <w:r>
+        <w:rPr>
+          <w:i/>
+          <w:iCs/>
+        </w:rPr>
+        <w:t>badges</w:t>
+      </w:r>
+      <w:proofErr w:type="spellEnd"/>
+      <w:r>
+        <w:t> de estado) y el "Timeline" fue una lista no ordenada estándar.</w:t>
+      </w:r>
+    </w:p>
+    <w:p>
+      <w:pPr>
+        <w:numPr>
+          <w:ilvl w:val="0"/>
+          <w:numId w:val="7"/>
+        </w:numPr>
+        <w:jc w:val="both"/>
+      </w:pPr>
+      <w:proofErr w:type="spellStart"/>
+      <w:r>
+        <w:rPr>
+          <w:b/>
+          <w:bCs/>
+        </w:rPr>
+        <w:t>Antigravity</w:t>
+      </w:r>
+      <w:proofErr w:type="spellEnd"/>
+      <w:r>
+        <w:t xml:space="preserve">: Respetó a la perfección el color corporativo (#1A56A0), incluyó tipografías modernas Google </w:t>
+      </w:r>
+      <w:proofErr w:type="spellStart"/>
+      <w:r>
+        <w:t>Fonts</w:t>
+      </w:r>
+      <w:proofErr w:type="spellEnd"/>
+      <w:r>
+        <w:t>, animaciones CSS al cargar la página y </w:t>
+      </w:r>
+      <w:r>
+        <w:rPr>
+          <w:i/>
+          <w:iCs/>
+        </w:rPr>
+        <w:t xml:space="preserve">status </w:t>
+      </w:r>
+      <w:proofErr w:type="spellStart"/>
+      <w:r>
+        <w:rPr>
+          <w:i/>
+          <w:iCs/>
+        </w:rPr>
+        <w:t>pills</w:t>
+      </w:r>
+      <w:proofErr w:type="spellEnd"/>
+      <w:r>
+        <w:t> (etiquetas) coloreadas para facilitar la lectura visual.</w:t>
+      </w:r>
+    </w:p>
+    <w:p>
+      <w:pPr>
+        <w:ind w:left="360"/>
+        <w:jc w:val="both"/>
+        <w:rPr>
+          <w:b/>
+          <w:bCs/>
+        </w:rPr>
+      </w:pPr>
+      <w:r>
+        <w:rPr>
+          <w:b/>
+          <w:bCs/>
+        </w:rPr>
+        <w:t xml:space="preserve">4. Facilidad de Configuración (MCP y </w:t>
+      </w:r>
+      <w:proofErr w:type="spellStart"/>
+      <w:r>
+        <w:rPr>
+          <w:b/>
+          <w:bCs/>
+        </w:rPr>
+        <w:t>Skills</w:t>
+      </w:r>
+      <w:proofErr w:type="spellEnd"/>
+      <w:r>
+        <w:rPr>
+          <w:b/>
+          <w:bCs/>
+        </w:rPr>
+        <w:t>)</w:t>
+      </w:r>
+    </w:p>
+    <w:p>
+      <w:pPr>
+        <w:numPr>
+          <w:ilvl w:val="0"/>
+          <w:numId w:val="8"/>
+        </w:numPr>
+        <w:jc w:val="both"/>
+      </w:pPr>
+      <w:r>
+        <w:rPr>
+          <w:b/>
+          <w:bCs/>
+        </w:rPr>
+        <w:lastRenderedPageBreak/>
+        <w:t xml:space="preserve">Claude </w:t>
+      </w:r>
+      <w:proofErr w:type="spellStart"/>
+      <w:r>
+        <w:rPr>
+          <w:b/>
+          <w:bCs/>
+        </w:rPr>
+        <w:t>Code</w:t>
+      </w:r>
+      <w:proofErr w:type="spellEnd"/>
+      <w:r>
+        <w:t>: Extremadamente fácil. Solo requirió un archivo </w:t>
+      </w:r>
+      <w:proofErr w:type="spellStart"/>
+      <w:proofErr w:type="gramStart"/>
+      <w:r>
+        <w:t>mcp.json</w:t>
+      </w:r>
+      <w:proofErr w:type="spellEnd"/>
+      <w:proofErr w:type="gramEnd"/>
+      <w:r>
+        <w:t> apuntando al ejecutable compilado. La magia reside en las instrucciones textuales de CLAUDE.md.</w:t>
+      </w:r>
+    </w:p>
+    <w:p>
+      <w:pPr>
+        <w:numPr>
+          <w:ilvl w:val="0"/>
+          <w:numId w:val="8"/>
+        </w:numPr>
+        <w:jc w:val="both"/>
+      </w:pPr>
+      <w:proofErr w:type="spellStart"/>
+      <w:r>
+        <w:rPr>
+          <w:b/>
+          <w:bCs/>
+        </w:rPr>
+        <w:t>ChatGPT</w:t>
+      </w:r>
+      <w:proofErr w:type="spellEnd"/>
+      <w:r>
+        <w:t>: Compleja. Depende de transformar nuestro código a una especificación estricta de </w:t>
+      </w:r>
+      <w:proofErr w:type="spellStart"/>
+      <w:r>
+        <w:rPr>
+          <w:b/>
+          <w:bCs/>
+        </w:rPr>
+        <w:t>OpenAPI</w:t>
+      </w:r>
+      <w:proofErr w:type="spellEnd"/>
+      <w:r>
+        <w:rPr>
+          <w:b/>
+          <w:bCs/>
+        </w:rPr>
+        <w:t xml:space="preserve"> 3.1.0</w:t>
+      </w:r>
+      <w:r>
+        <w:t> y configurarlo a través de una interfaz web, que además requiere cuenta de pago (Plus) para poder desarrollar las </w:t>
+      </w:r>
+      <w:proofErr w:type="spellStart"/>
+      <w:r>
+        <w:rPr>
+          <w:i/>
+          <w:iCs/>
+        </w:rPr>
+        <w:t>Custom</w:t>
+      </w:r>
+      <w:proofErr w:type="spellEnd"/>
+      <w:r>
+        <w:rPr>
+          <w:i/>
+          <w:iCs/>
+        </w:rPr>
+        <w:t xml:space="preserve"> </w:t>
+      </w:r>
+      <w:proofErr w:type="spellStart"/>
+      <w:r>
+        <w:rPr>
+          <w:i/>
+          <w:iCs/>
+        </w:rPr>
+        <w:t>Actions</w:t>
+      </w:r>
+      <w:proofErr w:type="spellEnd"/>
+      <w:r>
+        <w:t>.</w:t>
+      </w:r>
+    </w:p>
+    <w:p>
+      <w:pPr>
+        <w:numPr>
+          <w:ilvl w:val="0"/>
+          <w:numId w:val="8"/>
+        </w:numPr>
+        <w:jc w:val="both"/>
+      </w:pPr>
+      <w:proofErr w:type="spellStart"/>
+      <w:r>
+        <w:rPr>
+          <w:b/>
+          <w:bCs/>
+        </w:rPr>
+        <w:t>Antigravity</w:t>
+      </w:r>
+      <w:proofErr w:type="spellEnd"/>
+      <w:r>
+        <w:t>: Sencilla e integrada. Funciona definiendo los flujos en un </w:t>
+      </w:r>
+      <w:proofErr w:type="spellStart"/>
+      <w:proofErr w:type="gramStart"/>
+      <w:r>
+        <w:t>workflow.json</w:t>
+      </w:r>
+      <w:proofErr w:type="spellEnd"/>
+      <w:proofErr w:type="gramEnd"/>
+      <w:r>
+        <w:t> sin salir del editor de código.</w:t>
+      </w:r>
+    </w:p>
+    <w:p>
+      <w:pPr>
+        <w:ind w:left="360"/>
+        <w:jc w:val="both"/>
+        <w:rPr>
+          <w:b/>
+          <w:bCs/>
+        </w:rPr>
+      </w:pPr>
+      <w:r>
+        <w:rPr>
+          <w:b/>
+          <w:bCs/>
+        </w:rPr>
+        <w:t>5. Tiempos y Rendimiento</w:t>
+      </w:r>
+    </w:p>
+    <w:p>
+      <w:pPr>
+        <w:numPr>
+          <w:ilvl w:val="0"/>
+          <w:numId w:val="9"/>
+        </w:numPr>
+        <w:jc w:val="both"/>
+      </w:pPr>
+      <w:r>
+        <w:rPr>
+          <w:b/>
+          <w:bCs/>
+        </w:rPr>
+        <w:t xml:space="preserve">Claude </w:t>
+      </w:r>
+      <w:proofErr w:type="spellStart"/>
+      <w:r>
+        <w:rPr>
+          <w:b/>
+          <w:bCs/>
+        </w:rPr>
+        <w:t>Code</w:t>
+      </w:r>
+      <w:proofErr w:type="spellEnd"/>
+      <w:r>
+        <w:t>: Al ejecutarse en local, el intercambio de mensajes por </w:t>
+      </w:r>
+      <w:proofErr w:type="spellStart"/>
+      <w:r>
+        <w:t>stdio</w:t>
+      </w:r>
+      <w:proofErr w:type="spellEnd"/>
+      <w:r>
+        <w:t xml:space="preserve"> fue instantáneo La generación final del </w:t>
+      </w:r>
+      <w:proofErr w:type="spellStart"/>
+      <w:r>
+        <w:t>dashboard</w:t>
+      </w:r>
+      <w:proofErr w:type="spellEnd"/>
+      <w:r>
+        <w:t xml:space="preserve"> llevó unos 15 segundos.</w:t>
+      </w:r>
+    </w:p>
+    <w:p>
+      <w:pPr>
+        <w:numPr>
+          <w:ilvl w:val="0"/>
+          <w:numId w:val="9"/>
+        </w:numPr>
+        <w:jc w:val="both"/>
+      </w:pPr>
+      <w:proofErr w:type="spellStart"/>
+      <w:r>
+        <w:rPr>
+          <w:b/>
+          <w:bCs/>
+        </w:rPr>
+        <w:t>ChatGPT</w:t>
+      </w:r>
+      <w:proofErr w:type="spellEnd"/>
+      <w:r>
+        <w:t xml:space="preserve">: La latencia de las peticiones HTTP desde los servidores web de </w:t>
+      </w:r>
+      <w:proofErr w:type="spellStart"/>
+      <w:r>
+        <w:t>OpenAI</w:t>
+      </w:r>
+      <w:proofErr w:type="spellEnd"/>
+      <w:r>
+        <w:t xml:space="preserve"> hasta nuestro </w:t>
+      </w:r>
+      <w:proofErr w:type="spellStart"/>
+      <w:r>
+        <w:t>endpoint</w:t>
+      </w:r>
+      <w:proofErr w:type="spellEnd"/>
+      <w:r>
+        <w:t xml:space="preserve"> remoto, sumado a las aprobaciones manuales, elevó el tiempo de ejecución a casi 1 minuto.</w:t>
+      </w:r>
+    </w:p>
+    <w:p>
+      <w:pPr>
+        <w:numPr>
+          <w:ilvl w:val="0"/>
+          <w:numId w:val="9"/>
+        </w:numPr>
+        <w:jc w:val="both"/>
+      </w:pPr>
+      <w:proofErr w:type="spellStart"/>
+      <w:r>
+        <w:rPr>
+          <w:b/>
+          <w:bCs/>
+        </w:rPr>
+        <w:t>Antigravity</w:t>
+      </w:r>
+      <w:proofErr w:type="spellEnd"/>
+      <w:r>
+        <w:t>: El más rápido, al tener un entendimiento contextual completo del repositorio y no depender de saltos de red externos para la invocación de herramientas, generó la salida en escasos segundos.</w:t>
+      </w:r>
+    </w:p>
+    <w:p>
+      <w:pPr>
+        <w:ind w:left="360"/>
+        <w:jc w:val="both"/>
+        <w:rPr>
+          <w:b/>
+          <w:bCs/>
+        </w:rPr>
+      </w:pPr>
+      <w:r>
+        <w:rPr>
+          <w:b/>
+          <w:bCs/>
+        </w:rPr>
+        <w:t>6. Conclusión y Valoración</w:t>
+      </w:r>
+    </w:p>
+    <w:p>
+      <w:pPr>
+        <w:ind w:left="360"/>
+        <w:jc w:val="both"/>
+      </w:pPr>
+      <w:r>
+        <w:t>Tras evaluar los tres enfoques, queda claro que no hay una herramienta perfecta, sino que cada una brilla en un caso de uso distinto:</w:t>
+      </w:r>
+    </w:p>
+    <w:p>
+      <w:pPr>
+        <w:numPr>
+          <w:ilvl w:val="0"/>
+          <w:numId w:val="10"/>
+        </w:numPr>
+        <w:jc w:val="both"/>
+      </w:pPr>
+      <w:r>
+        <w:rPr>
+          <w:b/>
+          <w:bCs/>
+        </w:rPr>
+        <w:t xml:space="preserve">Claude </w:t>
+      </w:r>
+      <w:proofErr w:type="spellStart"/>
+      <w:r>
+        <w:rPr>
+          <w:b/>
+          <w:bCs/>
+        </w:rPr>
+        <w:t>Code</w:t>
+      </w:r>
+      <w:proofErr w:type="spellEnd"/>
+      <w:r>
+        <w:t> es objetivamente la mejor herramienta para este tipo de automatizaciones en </w:t>
+      </w:r>
+      <w:proofErr w:type="spellStart"/>
+      <w:r>
+        <w:rPr>
+          <w:i/>
+          <w:iCs/>
+        </w:rPr>
+        <w:t>backend</w:t>
+      </w:r>
+      <w:proofErr w:type="spellEnd"/>
+      <w:r>
+        <w:t>. Al ser el creador del estándar MCP, su integración nativa en la terminal permite que actúe como un agente autónomo puro, rápido y sin fricciones.</w:t>
+      </w:r>
+    </w:p>
+    <w:p>
+      <w:pPr>
+        <w:numPr>
+          <w:ilvl w:val="0"/>
+          <w:numId w:val="10"/>
+        </w:numPr>
+        <w:jc w:val="both"/>
+      </w:pPr>
+      <w:proofErr w:type="spellStart"/>
+      <w:r>
+        <w:rPr>
+          <w:b/>
+          <w:bCs/>
+        </w:rPr>
+        <w:t>ChatGPT</w:t>
+      </w:r>
+      <w:proofErr w:type="spellEnd"/>
+      <w:r>
+        <w:t xml:space="preserve"> destaca por su accesibilidad. Aunque las </w:t>
+      </w:r>
+      <w:proofErr w:type="spellStart"/>
+      <w:r>
+        <w:t>Custom</w:t>
+      </w:r>
+      <w:proofErr w:type="spellEnd"/>
+      <w:r>
+        <w:t xml:space="preserve"> </w:t>
+      </w:r>
+      <w:proofErr w:type="spellStart"/>
+      <w:r>
+        <w:t>Actions</w:t>
+      </w:r>
+      <w:proofErr w:type="spellEnd"/>
+      <w:r>
+        <w:t xml:space="preserve"> son más lentas y requieren confirmaciones manuales, permiten que usuarios sin conocimientos de programación (desde una interfaz web) interactúen con la API del CRM.</w:t>
+      </w:r>
+    </w:p>
+    <w:p>
+      <w:pPr>
+        <w:numPr>
+          <w:ilvl w:val="0"/>
+          <w:numId w:val="10"/>
+        </w:numPr>
+        <w:jc w:val="both"/>
+      </w:pPr>
+      <w:proofErr w:type="spellStart"/>
+      <w:r>
+        <w:rPr>
+          <w:b/>
+          <w:bCs/>
+        </w:rPr>
+        <w:t>Antigravity</w:t>
+      </w:r>
+      <w:proofErr w:type="spellEnd"/>
+      <w:r>
+        <w:t> se posiciona como el mejor </w:t>
+      </w:r>
+      <w:proofErr w:type="spellStart"/>
+      <w:r>
+        <w:rPr>
+          <w:i/>
+          <w:iCs/>
+        </w:rPr>
+        <w:t>co-piloto</w:t>
+      </w:r>
+      <w:proofErr w:type="spellEnd"/>
+      <w:r>
+        <w:rPr>
+          <w:i/>
+          <w:iCs/>
+        </w:rPr>
+        <w:t xml:space="preserve"> de desarrollo</w:t>
+      </w:r>
+      <w:r>
+        <w:t>. Al estar integrado en el IDE, es la mejor opción para programar, diseñar las interfaces (como el HTML) y depurar el código, pero no está pensado para ser un agente que corra en segundo plano en un servidor como Claude.</w:t>
+      </w:r>
+    </w:p>
+    <w:p>
+      <w:pPr>
+        <w:jc w:val="both"/>
+      </w:pPr>
+    </w:p>
+    <w:p>
+      <w:pPr>
+        <w:jc w:val="both"/>
+        <w:rPr>
+          <w:b/>
+          <w:bCs/>
+          <w:sz w:val="28"/>
+          <w:szCs w:val="28"/>
+        </w:rPr>
+      </w:pPr>
+      <w:r>
+        <w:rPr>
+          <w:b/>
+          <w:bCs/>
+          <w:sz w:val="28"/>
+          <w:szCs w:val="28"/>
+        </w:rPr>
+        <w:lastRenderedPageBreak/>
+        <w:t>Investigación y Diseño del MCP en Lobees</w:t>
+      </w:r>
+    </w:p>
+    <w:p>
+      <w:pPr>
+        <w:jc w:val="both"/>
+        <w:rPr>
+          <w:b/>
+          <w:bCs/>
+          <w:sz w:val="28"/>
+          <w:szCs w:val="28"/>
+        </w:rPr>
+      </w:pPr>
+      <w:proofErr w:type="gramStart"/>
+      <w:r>
+        <w:rPr>
+          <w:b/>
+          <w:bCs/>
+          <w:sz w:val="28"/>
+          <w:szCs w:val="28"/>
+        </w:rPr>
+        <w:t>1.¿</w:t>
+      </w:r>
+      <w:proofErr w:type="gramEnd"/>
+      <w:r>
+        <w:rPr>
+          <w:b/>
+          <w:bCs/>
+          <w:sz w:val="28"/>
+          <w:szCs w:val="28"/>
+        </w:rPr>
+        <w:t>Qué es un MCP?</w:t>
+      </w:r>
+    </w:p>
+    <w:p>
+      <w:pPr>
+        <w:jc w:val="both"/>
+      </w:pPr>
+      <w:r>
+        <w:t>El </w:t>
+      </w:r>
+      <w:proofErr w:type="spellStart"/>
+      <w:r>
+        <w:rPr>
+          <w:b/>
+          <w:bCs/>
+        </w:rPr>
+        <w:t>Model</w:t>
+      </w:r>
+      <w:proofErr w:type="spellEnd"/>
+      <w:r>
+        <w:rPr>
+          <w:b/>
+          <w:bCs/>
+        </w:rPr>
+        <w:t xml:space="preserve"> </w:t>
+      </w:r>
+      <w:proofErr w:type="spellStart"/>
+      <w:r>
+        <w:rPr>
+          <w:b/>
+          <w:bCs/>
+        </w:rPr>
+        <w:t>Context</w:t>
+      </w:r>
+      <w:proofErr w:type="spellEnd"/>
+      <w:r>
+        <w:rPr>
+          <w:b/>
+          <w:bCs/>
+        </w:rPr>
+        <w:t xml:space="preserve"> </w:t>
+      </w:r>
+      <w:proofErr w:type="spellStart"/>
+      <w:r>
+        <w:rPr>
+          <w:b/>
+          <w:bCs/>
+        </w:rPr>
+        <w:t>Protocol</w:t>
+      </w:r>
+      <w:proofErr w:type="spellEnd"/>
+      <w:r>
+        <w:rPr>
+          <w:b/>
+          <w:bCs/>
+        </w:rPr>
+        <w:t xml:space="preserve"> (MCP)</w:t>
+      </w:r>
+      <w:r>
+        <w:t xml:space="preserve"> es un estándar abierto impulsado por </w:t>
+      </w:r>
+      <w:proofErr w:type="spellStart"/>
+      <w:r>
+        <w:t>Anthropic</w:t>
+      </w:r>
+      <w:proofErr w:type="spellEnd"/>
+      <w:r>
+        <w:t xml:space="preserve"> diseñado para resolver uno de los mayores cuellos de botella de los </w:t>
+      </w:r>
+      <w:proofErr w:type="spellStart"/>
+      <w:r>
+        <w:t>LLMs</w:t>
+      </w:r>
+      <w:proofErr w:type="spellEnd"/>
+      <w:r>
+        <w:t xml:space="preserve"> (Grandes Modelos de Lenguaje): su aislamiento del mundo real y de la información privada o dinámica.</w:t>
+      </w:r>
+    </w:p>
+    <w:p>
+      <w:pPr>
+        <w:jc w:val="both"/>
+      </w:pPr>
+      <w:r>
+        <w:rPr>
+          <w:b/>
+          <w:bCs/>
+        </w:rPr>
+        <w:t>El problema central que resuelve</w:t>
+      </w:r>
+      <w:r>
+        <w:t> no es conectar dos sistemas (una API REST ya lo hace). El problema que resuelve es dotar de </w:t>
+      </w:r>
+      <w:r>
+        <w:rPr>
+          <w:i/>
+          <w:iCs/>
+        </w:rPr>
+        <w:t>descubrimiento semántico</w:t>
+      </w:r>
+      <w:r>
+        <w:t> y llamadas de función estandarizadas a los modelos, de tal manera que el LLM entienda qué acciones puede tomar y qué inputs necesitan de forma universal, agilizando el flujo de trabajo sin intervención humana constante.</w:t>
+      </w:r>
+    </w:p>
+    <w:p>
+      <w:pPr>
+        <w:jc w:val="both"/>
+        <w:rPr>
+          <w:b/>
+          <w:bCs/>
+          <w:sz w:val="28"/>
+          <w:szCs w:val="28"/>
+        </w:rPr>
+      </w:pPr>
+      <w:r>
+        <w:rPr>
+          <w:b/>
+          <w:bCs/>
+          <w:sz w:val="28"/>
+          <w:szCs w:val="28"/>
+        </w:rPr>
+        <w:t>2. Interpretación en el Contexto de Lobees</w:t>
+      </w:r>
+    </w:p>
+    <w:p>
+      <w:pPr>
+        <w:jc w:val="both"/>
+      </w:pPr>
+      <w:r>
+        <w:t xml:space="preserve">Lobees opera bajo un modelo de arquitectura basado en </w:t>
+      </w:r>
+      <w:proofErr w:type="gramStart"/>
+      <w:r>
+        <w:t>la modularidad</w:t>
+      </w:r>
+      <w:proofErr w:type="gramEnd"/>
+      <w:r>
+        <w:t xml:space="preserve"> (CRM, Proyectos, Facturación, etc.). Añadir las bondades de la IA Generativa al flujo de trabajo corporativo mediante MCP ofrece ventajas incalculables.</w:t>
+      </w:r>
+    </w:p>
+    <w:p>
+      <w:pPr>
+        <w:jc w:val="both"/>
+        <w:rPr>
+          <w:b/>
+          <w:bCs/>
+        </w:rPr>
+      </w:pPr>
+      <w:r>
+        <w:rPr>
+          <w:b/>
+          <w:bCs/>
+        </w:rPr>
+        <w:t>Encaje dentro de la arquitectura</w:t>
+      </w:r>
+    </w:p>
+    <w:p>
+      <w:pPr>
+        <w:jc w:val="both"/>
+      </w:pPr>
+      <w:r>
+        <w:t>En Lobees, el Servidor MCP no reemplaza a la API REST actual; actúa como una </w:t>
+      </w:r>
+      <w:r>
+        <w:rPr>
+          <w:b/>
+          <w:bCs/>
+        </w:rPr>
+        <w:t>capa de abstracción y seguridad semántica</w:t>
+      </w:r>
+      <w:r>
+        <w:t> por encima de ella. Su responsabilidad es traducir las intenciones y contextos generados de forma espontánea por la IA hacia acciones deterministas (llamadas HTTP) sobre los distintos módulos de Lobees existentes.</w:t>
+      </w:r>
+    </w:p>
+    <w:p>
+      <w:pPr>
+        <w:jc w:val="both"/>
+        <w:rPr>
+          <w:b/>
+          <w:bCs/>
+        </w:rPr>
+      </w:pPr>
+      <w:r>
+        <w:rPr>
+          <w:b/>
+          <w:bCs/>
+        </w:rPr>
+        <w:t>Casos de uso reales</w:t>
+      </w:r>
+    </w:p>
+    <w:p>
+      <w:pPr>
+        <w:jc w:val="both"/>
+      </w:pPr>
+      <w:r>
+        <w:t>La implementación directa de este patrón abre vías como:</w:t>
+      </w:r>
+    </w:p>
+    <w:p>
+      <w:pPr>
+        <w:numPr>
+          <w:ilvl w:val="0"/>
+          <w:numId w:val="11"/>
+        </w:numPr>
+        <w:jc w:val="both"/>
+      </w:pPr>
+      <w:r>
+        <w:rPr>
+          <w:b/>
+          <w:bCs/>
+        </w:rPr>
+        <w:t>Delegación total del ciclo de gestión de Leads</w:t>
+      </w:r>
+      <w:r>
+        <w:t>: Como se demuestra en el reto actual, los agentes de IA pueden consultar por sí solos las tareas con leads pendientes, analizarlos, tomar una decisión operativa y retroalimentar al CRM cambiando el estado de la tarea y actualizando los logs individualizados.</w:t>
+      </w:r>
+    </w:p>
+    <w:p>
+      <w:pPr>
+        <w:numPr>
+          <w:ilvl w:val="0"/>
+          <w:numId w:val="11"/>
+        </w:numPr>
+        <w:jc w:val="both"/>
+      </w:pPr>
+      <w:r>
+        <w:rPr>
+          <w:b/>
+          <w:bCs/>
+        </w:rPr>
+        <w:t>Asistencia reactiva en tiempo real</w:t>
+      </w:r>
+      <w:r>
+        <w:t>: Un usuario, mediante chat o interfaz basada en agentes acoplada al CRM, puede solicitar en lenguaje natural </w:t>
+      </w:r>
+      <w:r>
+        <w:rPr>
+          <w:i/>
+          <w:iCs/>
+        </w:rPr>
+        <w:t>"Actualiza todas las métricas pendientes a estado completado"</w:t>
+      </w:r>
+      <w:r>
+        <w:t>, delegando la lógica de las múltiples llamadas en el Cliente IA conectado vía MCP.</w:t>
+      </w:r>
+    </w:p>
+    <w:p>
+      <w:pPr>
+        <w:numPr>
+          <w:ilvl w:val="0"/>
+          <w:numId w:val="11"/>
+        </w:numPr>
+        <w:jc w:val="both"/>
+      </w:pPr>
+      <w:r>
+        <w:rPr>
+          <w:b/>
+          <w:bCs/>
+        </w:rPr>
+        <w:t>Orquestación con integraciones externas</w:t>
+      </w:r>
+      <w:r>
+        <w:t xml:space="preserve">: Un Servidor MCP puede actuar sobre Lobees mientras un segundo Servidor MCP actúa sobre servicios </w:t>
+      </w:r>
+      <w:r>
+        <w:lastRenderedPageBreak/>
+        <w:t>contables; es decir, la IA se convertiría en el integrador entre dos sistemas usando un protocolo universal único.</w:t>
+      </w:r>
+    </w:p>
+    <w:p>
+      <w:pPr>
+        <w:jc w:val="both"/>
+        <w:rPr>
+          <w:b/>
+          <w:bCs/>
+        </w:rPr>
+      </w:pPr>
+      <w:r>
+        <w:rPr>
+          <w:b/>
+          <w:bCs/>
+        </w:rPr>
+        <w:t>3. Diseño de la Propuesta de Implementación</w:t>
+      </w:r>
+    </w:p>
+    <w:p>
+      <w:pPr>
+        <w:jc w:val="both"/>
+      </w:pPr>
+      <w:r>
+        <w:t xml:space="preserve"> construido el servidor MCP </w:t>
+      </w:r>
+      <w:proofErr w:type="spellStart"/>
+      <w:r>
+        <w:t>apoyándo</w:t>
+      </w:r>
+      <w:proofErr w:type="spellEnd"/>
+      <w:r>
+        <w:t xml:space="preserve"> en el SDK nativo de @modelcontextprotocol/sdk desarrollado sobre Node.js, garantizando rapidez y soporte continuo.</w:t>
+      </w:r>
+    </w:p>
+    <w:p>
+      <w:pPr>
+        <w:jc w:val="both"/>
+        <w:rPr>
+          <w:b/>
+          <w:bCs/>
+        </w:rPr>
+      </w:pPr>
+      <w:r>
+        <w:rPr>
+          <w:b/>
+          <w:bCs/>
+        </w:rPr>
+        <w:t>Capacidades Expuestas</w:t>
+      </w:r>
+    </w:p>
+    <w:p>
+      <w:pPr>
+        <w:jc w:val="both"/>
+      </w:pPr>
+      <w:r>
+        <w:t>El servidor expone un set restringido pero poderoso de herramientas del CRM, limitando a la IA a estas capacidades operativas:</w:t>
+      </w:r>
+    </w:p>
+    <w:p>
+      <w:pPr>
+        <w:ind w:left="720"/>
+        <w:jc w:val="both"/>
+      </w:pPr>
+      <w:proofErr w:type="spellStart"/>
+      <w:r>
+        <w:rPr>
+          <w:b/>
+          <w:bCs/>
+          <w:lang w:val="en-US"/>
+        </w:rPr>
+        <w:t>Lectura</w:t>
+      </w:r>
+      <w:proofErr w:type="spellEnd"/>
+      <w:r>
+        <w:rPr>
+          <w:b/>
+          <w:bCs/>
+          <w:lang w:val="en-US"/>
+        </w:rPr>
+        <w:t xml:space="preserve"> Contextual</w:t>
+      </w:r>
+      <w:r>
+        <w:rPr>
+          <w:lang w:val="en-US"/>
+        </w:rPr>
+        <w:t xml:space="preserve">: lobees_list_pending_tasks, lobees_get_task, lobees_get_leads_by_task, lobees_get_lead, lobees_get_logs. </w:t>
+      </w:r>
+      <w:r>
+        <w:t>Sirven para que el Cliente IA se haga una "imagen mental" del trabajo pendiente.</w:t>
+      </w:r>
+    </w:p>
+    <w:p>
+      <w:pPr>
+        <w:ind w:left="720"/>
+        <w:jc w:val="both"/>
+      </w:pPr>
+      <w:proofErr w:type="spellStart"/>
+      <w:r>
+        <w:rPr>
+          <w:b/>
+          <w:bCs/>
+          <w:lang w:val="en-US"/>
+        </w:rPr>
+        <w:t>Mutación</w:t>
+      </w:r>
+      <w:proofErr w:type="spellEnd"/>
+      <w:r>
+        <w:rPr>
+          <w:b/>
+          <w:bCs/>
+          <w:lang w:val="en-US"/>
+        </w:rPr>
+        <w:t xml:space="preserve"> y Registro</w:t>
+      </w:r>
+      <w:r>
+        <w:rPr>
+          <w:lang w:val="en-US"/>
+        </w:rPr>
+        <w:t xml:space="preserve">: lobees_update_task_status, lobees_write_log, lobees_update_metrics. </w:t>
+      </w:r>
+      <w:r>
+        <w:t>Conceden capacidad de alterar y asentar el progreso realizado en la propia base de datos del CRM.</w:t>
+      </w:r>
+    </w:p>
+    <w:p>
+      <w:pPr>
+        <w:ind w:left="720"/>
+        <w:jc w:val="both"/>
+      </w:pPr>
+      <w:proofErr w:type="spellStart"/>
+      <w:r>
+        <w:rPr>
+          <w:b/>
+          <w:bCs/>
+          <w:lang w:val="en-US"/>
+        </w:rPr>
+        <w:t>Acciones</w:t>
+      </w:r>
+      <w:proofErr w:type="spellEnd"/>
+      <w:r>
+        <w:rPr>
+          <w:b/>
+          <w:bCs/>
+          <w:lang w:val="en-US"/>
+        </w:rPr>
+        <w:t xml:space="preserve"> </w:t>
+      </w:r>
+      <w:proofErr w:type="spellStart"/>
+      <w:r>
+        <w:rPr>
+          <w:b/>
+          <w:bCs/>
+          <w:lang w:val="en-US"/>
+        </w:rPr>
+        <w:t>Estructurales</w:t>
+      </w:r>
+      <w:proofErr w:type="spellEnd"/>
+      <w:r>
+        <w:rPr>
+          <w:b/>
+          <w:bCs/>
+          <w:lang w:val="en-US"/>
+        </w:rPr>
+        <w:t xml:space="preserve"> Extra</w:t>
+      </w:r>
+      <w:r>
+        <w:rPr>
+          <w:lang w:val="en-US"/>
+        </w:rPr>
+        <w:t>: </w:t>
+      </w:r>
+      <w:proofErr w:type="spellStart"/>
+      <w:r>
+        <w:rPr>
+          <w:lang w:val="en-US"/>
+        </w:rPr>
+        <w:t>lobees_publish_dashboard</w:t>
+      </w:r>
+      <w:proofErr w:type="spellEnd"/>
+      <w:r>
+        <w:rPr>
+          <w:lang w:val="en-US"/>
+        </w:rPr>
+        <w:t>, </w:t>
+      </w:r>
+      <w:proofErr w:type="spellStart"/>
+      <w:r>
+        <w:rPr>
+          <w:lang w:val="en-US"/>
+        </w:rPr>
+        <w:t>lobees_get_dashboard_url</w:t>
+      </w:r>
+      <w:proofErr w:type="spellEnd"/>
+      <w:r>
+        <w:rPr>
+          <w:lang w:val="en-US"/>
+        </w:rPr>
+        <w:t xml:space="preserve">. </w:t>
+      </w:r>
+      <w:r>
+        <w:t>Generación y publicación física de entregables.</w:t>
+      </w:r>
+    </w:p>
+    <w:p>
+      <w:pPr>
+        <w:jc w:val="both"/>
+        <w:rPr>
+          <w:b/>
+          <w:bCs/>
+        </w:rPr>
+      </w:pPr>
+      <w:r>
+        <w:rPr>
+          <w:b/>
+          <w:bCs/>
+        </w:rPr>
+        <w:t>Método de Invocación</w:t>
+      </w:r>
+    </w:p>
+    <w:p>
+      <w:pPr>
+        <w:jc w:val="both"/>
+      </w:pPr>
+      <w:r>
+        <w:t>La comunicación entre la IA y el Servidor MCP se ha orquestado a través de </w:t>
+      </w:r>
+      <w:proofErr w:type="spellStart"/>
+      <w:r>
+        <w:rPr>
+          <w:b/>
+          <w:bCs/>
+        </w:rPr>
+        <w:t>stdio</w:t>
+      </w:r>
+      <w:proofErr w:type="spellEnd"/>
+      <w:r>
+        <w:rPr>
+          <w:b/>
+          <w:bCs/>
+        </w:rPr>
+        <w:t> (Standard Input/Output) localmente</w:t>
+      </w:r>
+      <w:r>
+        <w:t xml:space="preserve"> para clientes nativos (como Claude </w:t>
+      </w:r>
+      <w:proofErr w:type="spellStart"/>
+      <w:r>
+        <w:t>Code</w:t>
+      </w:r>
+      <w:proofErr w:type="spellEnd"/>
+      <w:r>
+        <w:t>), permitiendo respuestas rápidas y seguras, ya que la IA inicia bajo el mismo entorno que el MCP. Este código, de forma transparente, transforma cada respuesta al ecosistema Lobees mediante peticiones </w:t>
+      </w:r>
+      <w:r>
+        <w:rPr>
+          <w:b/>
+          <w:bCs/>
+        </w:rPr>
+        <w:t>HTTPS REST</w:t>
+      </w:r>
+      <w:r>
+        <w:t>.</w:t>
+      </w:r>
+    </w:p>
+    <w:p>
+      <w:pPr>
+        <w:jc w:val="both"/>
+        <w:rPr>
+          <w:b/>
+          <w:bCs/>
+        </w:rPr>
       </w:pPr>
     </w:p>
     <w:p>
@@ -1019,6 +3420,1102 @@
 <file path=word/numbering.xml><?xml version="1.0" encoding="utf-8"?>
 <w:numbering xmlns:wpc="http://schemas.microsoft.com/office/word/2010/wordprocessingCanvas" xmlns:cx="http://schemas.microsoft.com/office/drawing/2014/chartex" xmlns:cx1="http://schemas.microsoft.com/office/drawing/2015/9/8/chartex" xmlns:cx2="http://schemas.microsoft.com/office/drawing/2015/10/21/chartex" xmlns:cx3="http://schemas.microsoft.com/office/drawing/2016/5/9/chartex" xmlns:cx4="http://schemas.microsoft.com/office/drawing/2016/5/10/chartex" xmlns:cx5="http://schemas.microsoft.com/office/drawing/2016/5/11/chartex" xmlns:cx6="http://schemas.microsoft.com/office/drawing/2016/5/12/chartex" xmlns:cx7="http://schemas.microsoft.com/office/drawing/2016/5/13/chartex" xmlns:cx8="http://schemas.microsoft.com/office/drawing/2016/5/14/chartex" xmlns:mc="http://schemas.openxmlformats.org/markup-compatibility/2006" xmlns:aink="http://schemas.microsoft.com/office/drawing/2016/ink" xmlns:am3d="http://schemas.microsoft.com/office/drawing/2017/model3d" xmlns:o="urn:schemas-microsoft-com:office:office" xmlns:oel="http://schemas.microsoft.com/office/2019/extlst" xmlns:r="http://schemas.openxmlformats.org/officeDocument/2006/relationships" xmlns:m="http://schemas.openxmlformats.org/officeDocument/2006/math" xmlns:v="urn:schemas-microsoft-com:vml" xmlns:wp14="http://schemas.microsoft.com/office/word/2010/wordprocessingDrawing" xmlns:wp="http://schemas.openxmlformats.org/drawingml/2006/wordprocessingDrawing" xmlns:w10="urn:schemas-microsoft-com:office:word" xmlns:w="http://schemas.openxmlformats.org/wordprocessingml/2006/main" xmlns:w14="http://schemas.microsoft.com/office/word/2010/wordml" xmlns:w15="http://schemas.microsoft.com/office/word/2012/wordml" xmlns:w16cex="http://schemas.microsoft.com/office/word/2018/wordml/cex" xmlns:w16cid="http://schemas.microsoft.com/office/word/2016/wordml/cid" xmlns:w16="http://schemas.microsoft.com/office/word/2018/wordml" xmlns:w16sdtdh="http://schemas.microsoft.com/office/word/2020/wordml/sdtdatahash" xmlns:w16se="http://schemas.microsoft.com/office/word/2015/wordml/symex" xmlns:wpg="http://schemas.microsoft.com/office/word/2010/wordprocessingGroup" xmlns:wpi="http://schemas.microsoft.com/office/word/2010/wordprocessingInk" xmlns:wne="http://schemas.microsoft.com/office/word/2006/wordml" xmlns:wps="http://schemas.microsoft.com/office/word/2010/wordprocessingShape" mc:Ignorable="w14 w15 w16se w16cid w16 w16cex w16sdtdh wp14">
   <w:abstractNum w:abstractNumId="0" w15:restartNumberingAfterBreak="0">
+    <w:nsid w:val="0AF9213B"/>
+    <w:multiLevelType w:val="multilevel"/>
+    <w:tmpl w:val="02D276BE"/>
+    <w:lvl w:ilvl="0">
+      <w:start w:val="1"/>
+      <w:numFmt w:val="bullet"/>
+      <w:lvlText w:val=""/>
+      <w:lvlJc w:val="left"/>
+      <w:pPr>
+        <w:tabs>
+          <w:tab w:val="num" w:pos="720"/>
+        </w:tabs>
+        <w:ind w:left="720" w:hanging="360"/>
+      </w:pPr>
+      <w:rPr>
+        <w:rFonts w:ascii="Symbol" w:hAnsi="Symbol" w:hint="default"/>
+        <w:sz w:val="20"/>
+      </w:rPr>
+    </w:lvl>
+    <w:lvl w:ilvl="1" w:tentative="1">
+      <w:start w:val="1"/>
+      <w:numFmt w:val="bullet"/>
+      <w:lvlText w:val="o"/>
+      <w:lvlJc w:val="left"/>
+      <w:pPr>
+        <w:tabs>
+          <w:tab w:val="num" w:pos="1440"/>
+        </w:tabs>
+        <w:ind w:left="1440" w:hanging="360"/>
+      </w:pPr>
+      <w:rPr>
+        <w:rFonts w:ascii="Courier New" w:hAnsi="Courier New" w:hint="default"/>
+        <w:sz w:val="20"/>
+      </w:rPr>
+    </w:lvl>
+    <w:lvl w:ilvl="2" w:tentative="1">
+      <w:start w:val="1"/>
+      <w:numFmt w:val="bullet"/>
+      <w:lvlText w:val=""/>
+      <w:lvlJc w:val="left"/>
+      <w:pPr>
+        <w:tabs>
+          <w:tab w:val="num" w:pos="2160"/>
+        </w:tabs>
+        <w:ind w:left="2160" w:hanging="360"/>
+      </w:pPr>
+      <w:rPr>
+        <w:rFonts w:ascii="Wingdings" w:hAnsi="Wingdings" w:hint="default"/>
+        <w:sz w:val="20"/>
+      </w:rPr>
+    </w:lvl>
+    <w:lvl w:ilvl="3" w:tentative="1">
+      <w:start w:val="1"/>
+      <w:numFmt w:val="bullet"/>
+      <w:lvlText w:val=""/>
+      <w:lvlJc w:val="left"/>
+      <w:pPr>
+        <w:tabs>
+          <w:tab w:val="num" w:pos="2880"/>
+        </w:tabs>
+        <w:ind w:left="2880" w:hanging="360"/>
+      </w:pPr>
+      <w:rPr>
+        <w:rFonts w:ascii="Wingdings" w:hAnsi="Wingdings" w:hint="default"/>
+        <w:sz w:val="20"/>
+      </w:rPr>
+    </w:lvl>
+    <w:lvl w:ilvl="4" w:tentative="1">
+      <w:start w:val="1"/>
+      <w:numFmt w:val="bullet"/>
+      <w:lvlText w:val=""/>
+      <w:lvlJc w:val="left"/>
+      <w:pPr>
+        <w:tabs>
+          <w:tab w:val="num" w:pos="3600"/>
+        </w:tabs>
+        <w:ind w:left="3600" w:hanging="360"/>
+      </w:pPr>
+      <w:rPr>
+        <w:rFonts w:ascii="Wingdings" w:hAnsi="Wingdings" w:hint="default"/>
+        <w:sz w:val="20"/>
+      </w:rPr>
+    </w:lvl>
+    <w:lvl w:ilvl="5" w:tentative="1">
+      <w:start w:val="1"/>
+      <w:numFmt w:val="bullet"/>
+      <w:lvlText w:val=""/>
+      <w:lvlJc w:val="left"/>
+      <w:pPr>
+        <w:tabs>
+          <w:tab w:val="num" w:pos="4320"/>
+        </w:tabs>
+        <w:ind w:left="4320" w:hanging="360"/>
+      </w:pPr>
+      <w:rPr>
+        <w:rFonts w:ascii="Wingdings" w:hAnsi="Wingdings" w:hint="default"/>
+        <w:sz w:val="20"/>
+      </w:rPr>
+    </w:lvl>
+    <w:lvl w:ilvl="6" w:tentative="1">
+      <w:start w:val="1"/>
+      <w:numFmt w:val="bullet"/>
+      <w:lvlText w:val=""/>
+      <w:lvlJc w:val="left"/>
+      <w:pPr>
+        <w:tabs>
+          <w:tab w:val="num" w:pos="5040"/>
+        </w:tabs>
+        <w:ind w:left="5040" w:hanging="360"/>
+      </w:pPr>
+      <w:rPr>
+        <w:rFonts w:ascii="Wingdings" w:hAnsi="Wingdings" w:hint="default"/>
+        <w:sz w:val="20"/>
+      </w:rPr>
+    </w:lvl>
+    <w:lvl w:ilvl="7" w:tentative="1">
+      <w:start w:val="1"/>
+      <w:numFmt w:val="bullet"/>
+      <w:lvlText w:val=""/>
+      <w:lvlJc w:val="left"/>
+      <w:pPr>
+        <w:tabs>
+          <w:tab w:val="num" w:pos="5760"/>
+        </w:tabs>
+        <w:ind w:left="5760" w:hanging="360"/>
+      </w:pPr>
+      <w:rPr>
+        <w:rFonts w:ascii="Wingdings" w:hAnsi="Wingdings" w:hint="default"/>
+        <w:sz w:val="20"/>
+      </w:rPr>
+    </w:lvl>
+    <w:lvl w:ilvl="8" w:tentative="1">
+      <w:start w:val="1"/>
+      <w:numFmt w:val="bullet"/>
+      <w:lvlText w:val=""/>
+      <w:lvlJc w:val="left"/>
+      <w:pPr>
+        <w:tabs>
+          <w:tab w:val="num" w:pos="6480"/>
+        </w:tabs>
+        <w:ind w:left="6480" w:hanging="360"/>
+      </w:pPr>
+      <w:rPr>
+        <w:rFonts w:ascii="Wingdings" w:hAnsi="Wingdings" w:hint="default"/>
+        <w:sz w:val="20"/>
+      </w:rPr>
+    </w:lvl>
+  </w:abstractNum>
+  <w:abstractNum w:abstractNumId="1" w15:restartNumberingAfterBreak="0">
+    <w:nsid w:val="13346F6E"/>
+    <w:multiLevelType w:val="multilevel"/>
+    <w:tmpl w:val="61406A1A"/>
+    <w:lvl w:ilvl="0">
+      <w:start w:val="1"/>
+      <w:numFmt w:val="decimal"/>
+      <w:lvlText w:val="%1."/>
+      <w:lvlJc w:val="left"/>
+      <w:pPr>
+        <w:tabs>
+          <w:tab w:val="num" w:pos="720"/>
+        </w:tabs>
+        <w:ind w:left="720" w:hanging="360"/>
+      </w:pPr>
+    </w:lvl>
+    <w:lvl w:ilvl="1" w:tentative="1">
+      <w:start w:val="1"/>
+      <w:numFmt w:val="decimal"/>
+      <w:lvlText w:val="%2."/>
+      <w:lvlJc w:val="left"/>
+      <w:pPr>
+        <w:tabs>
+          <w:tab w:val="num" w:pos="1440"/>
+        </w:tabs>
+        <w:ind w:left="1440" w:hanging="360"/>
+      </w:pPr>
+    </w:lvl>
+    <w:lvl w:ilvl="2" w:tentative="1">
+      <w:start w:val="1"/>
+      <w:numFmt w:val="decimal"/>
+      <w:lvlText w:val="%3."/>
+      <w:lvlJc w:val="left"/>
+      <w:pPr>
+        <w:tabs>
+          <w:tab w:val="num" w:pos="2160"/>
+        </w:tabs>
+        <w:ind w:left="2160" w:hanging="360"/>
+      </w:pPr>
+    </w:lvl>
+    <w:lvl w:ilvl="3" w:tentative="1">
+      <w:start w:val="1"/>
+      <w:numFmt w:val="decimal"/>
+      <w:lvlText w:val="%4."/>
+      <w:lvlJc w:val="left"/>
+      <w:pPr>
+        <w:tabs>
+          <w:tab w:val="num" w:pos="2880"/>
+        </w:tabs>
+        <w:ind w:left="2880" w:hanging="360"/>
+      </w:pPr>
+    </w:lvl>
+    <w:lvl w:ilvl="4" w:tentative="1">
+      <w:start w:val="1"/>
+      <w:numFmt w:val="decimal"/>
+      <w:lvlText w:val="%5."/>
+      <w:lvlJc w:val="left"/>
+      <w:pPr>
+        <w:tabs>
+          <w:tab w:val="num" w:pos="3600"/>
+        </w:tabs>
+        <w:ind w:left="3600" w:hanging="360"/>
+      </w:pPr>
+    </w:lvl>
+    <w:lvl w:ilvl="5" w:tentative="1">
+      <w:start w:val="1"/>
+      <w:numFmt w:val="decimal"/>
+      <w:lvlText w:val="%6."/>
+      <w:lvlJc w:val="left"/>
+      <w:pPr>
+        <w:tabs>
+          <w:tab w:val="num" w:pos="4320"/>
+        </w:tabs>
+        <w:ind w:left="4320" w:hanging="360"/>
+      </w:pPr>
+    </w:lvl>
+    <w:lvl w:ilvl="6" w:tentative="1">
+      <w:start w:val="1"/>
+      <w:numFmt w:val="decimal"/>
+      <w:lvlText w:val="%7."/>
+      <w:lvlJc w:val="left"/>
+      <w:pPr>
+        <w:tabs>
+          <w:tab w:val="num" w:pos="5040"/>
+        </w:tabs>
+        <w:ind w:left="5040" w:hanging="360"/>
+      </w:pPr>
+    </w:lvl>
+    <w:lvl w:ilvl="7" w:tentative="1">
+      <w:start w:val="1"/>
+      <w:numFmt w:val="decimal"/>
+      <w:lvlText w:val="%8."/>
+      <w:lvlJc w:val="left"/>
+      <w:pPr>
+        <w:tabs>
+          <w:tab w:val="num" w:pos="5760"/>
+        </w:tabs>
+        <w:ind w:left="5760" w:hanging="360"/>
+      </w:pPr>
+    </w:lvl>
+    <w:lvl w:ilvl="8" w:tentative="1">
+      <w:start w:val="1"/>
+      <w:numFmt w:val="decimal"/>
+      <w:lvlText w:val="%9."/>
+      <w:lvlJc w:val="left"/>
+      <w:pPr>
+        <w:tabs>
+          <w:tab w:val="num" w:pos="6480"/>
+        </w:tabs>
+        <w:ind w:left="6480" w:hanging="360"/>
+      </w:pPr>
+    </w:lvl>
+  </w:abstractNum>
+  <w:abstractNum w:abstractNumId="2" w15:restartNumberingAfterBreak="0">
+    <w:nsid w:val="19D65B02"/>
+    <w:multiLevelType w:val="multilevel"/>
+    <w:tmpl w:val="38A204D6"/>
+    <w:lvl w:ilvl="0">
+      <w:start w:val="1"/>
+      <w:numFmt w:val="bullet"/>
+      <w:lvlText w:val=""/>
+      <w:lvlJc w:val="left"/>
+      <w:pPr>
+        <w:tabs>
+          <w:tab w:val="num" w:pos="720"/>
+        </w:tabs>
+        <w:ind w:left="720" w:hanging="360"/>
+      </w:pPr>
+      <w:rPr>
+        <w:rFonts w:ascii="Symbol" w:hAnsi="Symbol" w:hint="default"/>
+        <w:sz w:val="20"/>
+      </w:rPr>
+    </w:lvl>
+    <w:lvl w:ilvl="1" w:tentative="1">
+      <w:start w:val="1"/>
+      <w:numFmt w:val="bullet"/>
+      <w:lvlText w:val="o"/>
+      <w:lvlJc w:val="left"/>
+      <w:pPr>
+        <w:tabs>
+          <w:tab w:val="num" w:pos="1440"/>
+        </w:tabs>
+        <w:ind w:left="1440" w:hanging="360"/>
+      </w:pPr>
+      <w:rPr>
+        <w:rFonts w:ascii="Courier New" w:hAnsi="Courier New" w:hint="default"/>
+        <w:sz w:val="20"/>
+      </w:rPr>
+    </w:lvl>
+    <w:lvl w:ilvl="2" w:tentative="1">
+      <w:start w:val="1"/>
+      <w:numFmt w:val="bullet"/>
+      <w:lvlText w:val=""/>
+      <w:lvlJc w:val="left"/>
+      <w:pPr>
+        <w:tabs>
+          <w:tab w:val="num" w:pos="2160"/>
+        </w:tabs>
+        <w:ind w:left="2160" w:hanging="360"/>
+      </w:pPr>
+      <w:rPr>
+        <w:rFonts w:ascii="Wingdings" w:hAnsi="Wingdings" w:hint="default"/>
+        <w:sz w:val="20"/>
+      </w:rPr>
+    </w:lvl>
+    <w:lvl w:ilvl="3" w:tentative="1">
+      <w:start w:val="1"/>
+      <w:numFmt w:val="bullet"/>
+      <w:lvlText w:val=""/>
+      <w:lvlJc w:val="left"/>
+      <w:pPr>
+        <w:tabs>
+          <w:tab w:val="num" w:pos="2880"/>
+        </w:tabs>
+        <w:ind w:left="2880" w:hanging="360"/>
+      </w:pPr>
+      <w:rPr>
+        <w:rFonts w:ascii="Wingdings" w:hAnsi="Wingdings" w:hint="default"/>
+        <w:sz w:val="20"/>
+      </w:rPr>
+    </w:lvl>
+    <w:lvl w:ilvl="4" w:tentative="1">
+      <w:start w:val="1"/>
+      <w:numFmt w:val="bullet"/>
+      <w:lvlText w:val=""/>
+      <w:lvlJc w:val="left"/>
+      <w:pPr>
+        <w:tabs>
+          <w:tab w:val="num" w:pos="3600"/>
+        </w:tabs>
+        <w:ind w:left="3600" w:hanging="360"/>
+      </w:pPr>
+      <w:rPr>
+        <w:rFonts w:ascii="Wingdings" w:hAnsi="Wingdings" w:hint="default"/>
+        <w:sz w:val="20"/>
+      </w:rPr>
+    </w:lvl>
+    <w:lvl w:ilvl="5" w:tentative="1">
+      <w:start w:val="1"/>
+      <w:numFmt w:val="bullet"/>
+      <w:lvlText w:val=""/>
+      <w:lvlJc w:val="left"/>
+      <w:pPr>
+        <w:tabs>
+          <w:tab w:val="num" w:pos="4320"/>
+        </w:tabs>
+        <w:ind w:left="4320" w:hanging="360"/>
+      </w:pPr>
+      <w:rPr>
+        <w:rFonts w:ascii="Wingdings" w:hAnsi="Wingdings" w:hint="default"/>
+        <w:sz w:val="20"/>
+      </w:rPr>
+    </w:lvl>
+    <w:lvl w:ilvl="6" w:tentative="1">
+      <w:start w:val="1"/>
+      <w:numFmt w:val="bullet"/>
+      <w:lvlText w:val=""/>
+      <w:lvlJc w:val="left"/>
+      <w:pPr>
+        <w:tabs>
+          <w:tab w:val="num" w:pos="5040"/>
+        </w:tabs>
+        <w:ind w:left="5040" w:hanging="360"/>
+      </w:pPr>
+      <w:rPr>
+        <w:rFonts w:ascii="Wingdings" w:hAnsi="Wingdings" w:hint="default"/>
+        <w:sz w:val="20"/>
+      </w:rPr>
+    </w:lvl>
+    <w:lvl w:ilvl="7" w:tentative="1">
+      <w:start w:val="1"/>
+      <w:numFmt w:val="bullet"/>
+      <w:lvlText w:val=""/>
+      <w:lvlJc w:val="left"/>
+      <w:pPr>
+        <w:tabs>
+          <w:tab w:val="num" w:pos="5760"/>
+        </w:tabs>
+        <w:ind w:left="5760" w:hanging="360"/>
+      </w:pPr>
+      <w:rPr>
+        <w:rFonts w:ascii="Wingdings" w:hAnsi="Wingdings" w:hint="default"/>
+        <w:sz w:val="20"/>
+      </w:rPr>
+    </w:lvl>
+    <w:lvl w:ilvl="8" w:tentative="1">
+      <w:start w:val="1"/>
+      <w:numFmt w:val="bullet"/>
+      <w:lvlText w:val=""/>
+      <w:lvlJc w:val="left"/>
+      <w:pPr>
+        <w:tabs>
+          <w:tab w:val="num" w:pos="6480"/>
+        </w:tabs>
+        <w:ind w:left="6480" w:hanging="360"/>
+      </w:pPr>
+      <w:rPr>
+        <w:rFonts w:ascii="Wingdings" w:hAnsi="Wingdings" w:hint="default"/>
+        <w:sz w:val="20"/>
+      </w:rPr>
+    </w:lvl>
+  </w:abstractNum>
+  <w:abstractNum w:abstractNumId="3" w15:restartNumberingAfterBreak="0">
+    <w:nsid w:val="1E182AB4"/>
+    <w:multiLevelType w:val="multilevel"/>
+    <w:tmpl w:val="02B0929E"/>
+    <w:lvl w:ilvl="0">
+      <w:start w:val="1"/>
+      <w:numFmt w:val="bullet"/>
+      <w:lvlText w:val=""/>
+      <w:lvlJc w:val="left"/>
+      <w:pPr>
+        <w:tabs>
+          <w:tab w:val="num" w:pos="720"/>
+        </w:tabs>
+        <w:ind w:left="720" w:hanging="360"/>
+      </w:pPr>
+      <w:rPr>
+        <w:rFonts w:ascii="Symbol" w:hAnsi="Symbol" w:hint="default"/>
+        <w:sz w:val="20"/>
+      </w:rPr>
+    </w:lvl>
+    <w:lvl w:ilvl="1" w:tentative="1">
+      <w:start w:val="1"/>
+      <w:numFmt w:val="bullet"/>
+      <w:lvlText w:val="o"/>
+      <w:lvlJc w:val="left"/>
+      <w:pPr>
+        <w:tabs>
+          <w:tab w:val="num" w:pos="1440"/>
+        </w:tabs>
+        <w:ind w:left="1440" w:hanging="360"/>
+      </w:pPr>
+      <w:rPr>
+        <w:rFonts w:ascii="Courier New" w:hAnsi="Courier New" w:hint="default"/>
+        <w:sz w:val="20"/>
+      </w:rPr>
+    </w:lvl>
+    <w:lvl w:ilvl="2" w:tentative="1">
+      <w:start w:val="1"/>
+      <w:numFmt w:val="bullet"/>
+      <w:lvlText w:val=""/>
+      <w:lvlJc w:val="left"/>
+      <w:pPr>
+        <w:tabs>
+          <w:tab w:val="num" w:pos="2160"/>
+        </w:tabs>
+        <w:ind w:left="2160" w:hanging="360"/>
+      </w:pPr>
+      <w:rPr>
+        <w:rFonts w:ascii="Wingdings" w:hAnsi="Wingdings" w:hint="default"/>
+        <w:sz w:val="20"/>
+      </w:rPr>
+    </w:lvl>
+    <w:lvl w:ilvl="3" w:tentative="1">
+      <w:start w:val="1"/>
+      <w:numFmt w:val="bullet"/>
+      <w:lvlText w:val=""/>
+      <w:lvlJc w:val="left"/>
+      <w:pPr>
+        <w:tabs>
+          <w:tab w:val="num" w:pos="2880"/>
+        </w:tabs>
+        <w:ind w:left="2880" w:hanging="360"/>
+      </w:pPr>
+      <w:rPr>
+        <w:rFonts w:ascii="Wingdings" w:hAnsi="Wingdings" w:hint="default"/>
+        <w:sz w:val="20"/>
+      </w:rPr>
+    </w:lvl>
+    <w:lvl w:ilvl="4" w:tentative="1">
+      <w:start w:val="1"/>
+      <w:numFmt w:val="bullet"/>
+      <w:lvlText w:val=""/>
+      <w:lvlJc w:val="left"/>
+      <w:pPr>
+        <w:tabs>
+          <w:tab w:val="num" w:pos="3600"/>
+        </w:tabs>
+        <w:ind w:left="3600" w:hanging="360"/>
+      </w:pPr>
+      <w:rPr>
+        <w:rFonts w:ascii="Wingdings" w:hAnsi="Wingdings" w:hint="default"/>
+        <w:sz w:val="20"/>
+      </w:rPr>
+    </w:lvl>
+    <w:lvl w:ilvl="5" w:tentative="1">
+      <w:start w:val="1"/>
+      <w:numFmt w:val="bullet"/>
+      <w:lvlText w:val=""/>
+      <w:lvlJc w:val="left"/>
+      <w:pPr>
+        <w:tabs>
+          <w:tab w:val="num" w:pos="4320"/>
+        </w:tabs>
+        <w:ind w:left="4320" w:hanging="360"/>
+      </w:pPr>
+      <w:rPr>
+        <w:rFonts w:ascii="Wingdings" w:hAnsi="Wingdings" w:hint="default"/>
+        <w:sz w:val="20"/>
+      </w:rPr>
+    </w:lvl>
+    <w:lvl w:ilvl="6" w:tentative="1">
+      <w:start w:val="1"/>
+      <w:numFmt w:val="bullet"/>
+      <w:lvlText w:val=""/>
+      <w:lvlJc w:val="left"/>
+      <w:pPr>
+        <w:tabs>
+          <w:tab w:val="num" w:pos="5040"/>
+        </w:tabs>
+        <w:ind w:left="5040" w:hanging="360"/>
+      </w:pPr>
+      <w:rPr>
+        <w:rFonts w:ascii="Wingdings" w:hAnsi="Wingdings" w:hint="default"/>
+        <w:sz w:val="20"/>
+      </w:rPr>
+    </w:lvl>
+    <w:lvl w:ilvl="7" w:tentative="1">
+      <w:start w:val="1"/>
+      <w:numFmt w:val="bullet"/>
+      <w:lvlText w:val=""/>
+      <w:lvlJc w:val="left"/>
+      <w:pPr>
+        <w:tabs>
+          <w:tab w:val="num" w:pos="5760"/>
+        </w:tabs>
+        <w:ind w:left="5760" w:hanging="360"/>
+      </w:pPr>
+      <w:rPr>
+        <w:rFonts w:ascii="Wingdings" w:hAnsi="Wingdings" w:hint="default"/>
+        <w:sz w:val="20"/>
+      </w:rPr>
+    </w:lvl>
+    <w:lvl w:ilvl="8" w:tentative="1">
+      <w:start w:val="1"/>
+      <w:numFmt w:val="bullet"/>
+      <w:lvlText w:val=""/>
+      <w:lvlJc w:val="left"/>
+      <w:pPr>
+        <w:tabs>
+          <w:tab w:val="num" w:pos="6480"/>
+        </w:tabs>
+        <w:ind w:left="6480" w:hanging="360"/>
+      </w:pPr>
+      <w:rPr>
+        <w:rFonts w:ascii="Wingdings" w:hAnsi="Wingdings" w:hint="default"/>
+        <w:sz w:val="20"/>
+      </w:rPr>
+    </w:lvl>
+  </w:abstractNum>
+  <w:abstractNum w:abstractNumId="4" w15:restartNumberingAfterBreak="0">
+    <w:nsid w:val="1FFF2F46"/>
+    <w:multiLevelType w:val="multilevel"/>
+    <w:tmpl w:val="78C481F0"/>
+    <w:lvl w:ilvl="0">
+      <w:start w:val="1"/>
+      <w:numFmt w:val="bullet"/>
+      <w:lvlText w:val=""/>
+      <w:lvlJc w:val="left"/>
+      <w:pPr>
+        <w:tabs>
+          <w:tab w:val="num" w:pos="720"/>
+        </w:tabs>
+        <w:ind w:left="720" w:hanging="360"/>
+      </w:pPr>
+      <w:rPr>
+        <w:rFonts w:ascii="Symbol" w:hAnsi="Symbol" w:hint="default"/>
+        <w:sz w:val="20"/>
+      </w:rPr>
+    </w:lvl>
+    <w:lvl w:ilvl="1" w:tentative="1">
+      <w:start w:val="1"/>
+      <w:numFmt w:val="bullet"/>
+      <w:lvlText w:val="o"/>
+      <w:lvlJc w:val="left"/>
+      <w:pPr>
+        <w:tabs>
+          <w:tab w:val="num" w:pos="1440"/>
+        </w:tabs>
+        <w:ind w:left="1440" w:hanging="360"/>
+      </w:pPr>
+      <w:rPr>
+        <w:rFonts w:ascii="Courier New" w:hAnsi="Courier New" w:hint="default"/>
+        <w:sz w:val="20"/>
+      </w:rPr>
+    </w:lvl>
+    <w:lvl w:ilvl="2" w:tentative="1">
+      <w:start w:val="1"/>
+      <w:numFmt w:val="bullet"/>
+      <w:lvlText w:val=""/>
+      <w:lvlJc w:val="left"/>
+      <w:pPr>
+        <w:tabs>
+          <w:tab w:val="num" w:pos="2160"/>
+        </w:tabs>
+        <w:ind w:left="2160" w:hanging="360"/>
+      </w:pPr>
+      <w:rPr>
+        <w:rFonts w:ascii="Wingdings" w:hAnsi="Wingdings" w:hint="default"/>
+        <w:sz w:val="20"/>
+      </w:rPr>
+    </w:lvl>
+    <w:lvl w:ilvl="3" w:tentative="1">
+      <w:start w:val="1"/>
+      <w:numFmt w:val="bullet"/>
+      <w:lvlText w:val=""/>
+      <w:lvlJc w:val="left"/>
+      <w:pPr>
+        <w:tabs>
+          <w:tab w:val="num" w:pos="2880"/>
+        </w:tabs>
+        <w:ind w:left="2880" w:hanging="360"/>
+      </w:pPr>
+      <w:rPr>
+        <w:rFonts w:ascii="Wingdings" w:hAnsi="Wingdings" w:hint="default"/>
+        <w:sz w:val="20"/>
+      </w:rPr>
+    </w:lvl>
+    <w:lvl w:ilvl="4" w:tentative="1">
+      <w:start w:val="1"/>
+      <w:numFmt w:val="bullet"/>
+      <w:lvlText w:val=""/>
+      <w:lvlJc w:val="left"/>
+      <w:pPr>
+        <w:tabs>
+          <w:tab w:val="num" w:pos="3600"/>
+        </w:tabs>
+        <w:ind w:left="3600" w:hanging="360"/>
+      </w:pPr>
+      <w:rPr>
+        <w:rFonts w:ascii="Wingdings" w:hAnsi="Wingdings" w:hint="default"/>
+        <w:sz w:val="20"/>
+      </w:rPr>
+    </w:lvl>
+    <w:lvl w:ilvl="5" w:tentative="1">
+      <w:start w:val="1"/>
+      <w:numFmt w:val="bullet"/>
+      <w:lvlText w:val=""/>
+      <w:lvlJc w:val="left"/>
+      <w:pPr>
+        <w:tabs>
+          <w:tab w:val="num" w:pos="4320"/>
+        </w:tabs>
+        <w:ind w:left="4320" w:hanging="360"/>
+      </w:pPr>
+      <w:rPr>
+        <w:rFonts w:ascii="Wingdings" w:hAnsi="Wingdings" w:hint="default"/>
+        <w:sz w:val="20"/>
+      </w:rPr>
+    </w:lvl>
+    <w:lvl w:ilvl="6" w:tentative="1">
+      <w:start w:val="1"/>
+      <w:numFmt w:val="bullet"/>
+      <w:lvlText w:val=""/>
+      <w:lvlJc w:val="left"/>
+      <w:pPr>
+        <w:tabs>
+          <w:tab w:val="num" w:pos="5040"/>
+        </w:tabs>
+        <w:ind w:left="5040" w:hanging="360"/>
+      </w:pPr>
+      <w:rPr>
+        <w:rFonts w:ascii="Wingdings" w:hAnsi="Wingdings" w:hint="default"/>
+        <w:sz w:val="20"/>
+      </w:rPr>
+    </w:lvl>
+    <w:lvl w:ilvl="7" w:tentative="1">
+      <w:start w:val="1"/>
+      <w:numFmt w:val="bullet"/>
+      <w:lvlText w:val=""/>
+      <w:lvlJc w:val="left"/>
+      <w:pPr>
+        <w:tabs>
+          <w:tab w:val="num" w:pos="5760"/>
+        </w:tabs>
+        <w:ind w:left="5760" w:hanging="360"/>
+      </w:pPr>
+      <w:rPr>
+        <w:rFonts w:ascii="Wingdings" w:hAnsi="Wingdings" w:hint="default"/>
+        <w:sz w:val="20"/>
+      </w:rPr>
+    </w:lvl>
+    <w:lvl w:ilvl="8" w:tentative="1">
+      <w:start w:val="1"/>
+      <w:numFmt w:val="bullet"/>
+      <w:lvlText w:val=""/>
+      <w:lvlJc w:val="left"/>
+      <w:pPr>
+        <w:tabs>
+          <w:tab w:val="num" w:pos="6480"/>
+        </w:tabs>
+        <w:ind w:left="6480" w:hanging="360"/>
+      </w:pPr>
+      <w:rPr>
+        <w:rFonts w:ascii="Wingdings" w:hAnsi="Wingdings" w:hint="default"/>
+        <w:sz w:val="20"/>
+      </w:rPr>
+    </w:lvl>
+  </w:abstractNum>
+  <w:abstractNum w:abstractNumId="5" w15:restartNumberingAfterBreak="0">
+    <w:nsid w:val="26D44CAF"/>
+    <w:multiLevelType w:val="multilevel"/>
+    <w:tmpl w:val="1F2AE0A4"/>
+    <w:lvl w:ilvl="0">
+      <w:start w:val="1"/>
+      <w:numFmt w:val="bullet"/>
+      <w:lvlText w:val=""/>
+      <w:lvlJc w:val="left"/>
+      <w:pPr>
+        <w:tabs>
+          <w:tab w:val="num" w:pos="720"/>
+        </w:tabs>
+        <w:ind w:left="720" w:hanging="360"/>
+      </w:pPr>
+      <w:rPr>
+        <w:rFonts w:ascii="Symbol" w:hAnsi="Symbol" w:hint="default"/>
+        <w:sz w:val="20"/>
+      </w:rPr>
+    </w:lvl>
+    <w:lvl w:ilvl="1" w:tentative="1">
+      <w:start w:val="1"/>
+      <w:numFmt w:val="bullet"/>
+      <w:lvlText w:val="o"/>
+      <w:lvlJc w:val="left"/>
+      <w:pPr>
+        <w:tabs>
+          <w:tab w:val="num" w:pos="1440"/>
+        </w:tabs>
+        <w:ind w:left="1440" w:hanging="360"/>
+      </w:pPr>
+      <w:rPr>
+        <w:rFonts w:ascii="Courier New" w:hAnsi="Courier New" w:hint="default"/>
+        <w:sz w:val="20"/>
+      </w:rPr>
+    </w:lvl>
+    <w:lvl w:ilvl="2" w:tentative="1">
+      <w:start w:val="1"/>
+      <w:numFmt w:val="bullet"/>
+      <w:lvlText w:val=""/>
+      <w:lvlJc w:val="left"/>
+      <w:pPr>
+        <w:tabs>
+          <w:tab w:val="num" w:pos="2160"/>
+        </w:tabs>
+        <w:ind w:left="2160" w:hanging="360"/>
+      </w:pPr>
+      <w:rPr>
+        <w:rFonts w:ascii="Wingdings" w:hAnsi="Wingdings" w:hint="default"/>
+        <w:sz w:val="20"/>
+      </w:rPr>
+    </w:lvl>
+    <w:lvl w:ilvl="3" w:tentative="1">
+      <w:start w:val="1"/>
+      <w:numFmt w:val="bullet"/>
+      <w:lvlText w:val=""/>
+      <w:lvlJc w:val="left"/>
+      <w:pPr>
+        <w:tabs>
+          <w:tab w:val="num" w:pos="2880"/>
+        </w:tabs>
+        <w:ind w:left="2880" w:hanging="360"/>
+      </w:pPr>
+      <w:rPr>
+        <w:rFonts w:ascii="Wingdings" w:hAnsi="Wingdings" w:hint="default"/>
+        <w:sz w:val="20"/>
+      </w:rPr>
+    </w:lvl>
+    <w:lvl w:ilvl="4" w:tentative="1">
+      <w:start w:val="1"/>
+      <w:numFmt w:val="bullet"/>
+      <w:lvlText w:val=""/>
+      <w:lvlJc w:val="left"/>
+      <w:pPr>
+        <w:tabs>
+          <w:tab w:val="num" w:pos="3600"/>
+        </w:tabs>
+        <w:ind w:left="3600" w:hanging="360"/>
+      </w:pPr>
+      <w:rPr>
+        <w:rFonts w:ascii="Wingdings" w:hAnsi="Wingdings" w:hint="default"/>
+        <w:sz w:val="20"/>
+      </w:rPr>
+    </w:lvl>
+    <w:lvl w:ilvl="5" w:tentative="1">
+      <w:start w:val="1"/>
+      <w:numFmt w:val="bullet"/>
+      <w:lvlText w:val=""/>
+      <w:lvlJc w:val="left"/>
+      <w:pPr>
+        <w:tabs>
+          <w:tab w:val="num" w:pos="4320"/>
+        </w:tabs>
+        <w:ind w:left="4320" w:hanging="360"/>
+      </w:pPr>
+      <w:rPr>
+        <w:rFonts w:ascii="Wingdings" w:hAnsi="Wingdings" w:hint="default"/>
+        <w:sz w:val="20"/>
+      </w:rPr>
+    </w:lvl>
+    <w:lvl w:ilvl="6" w:tentative="1">
+      <w:start w:val="1"/>
+      <w:numFmt w:val="bullet"/>
+      <w:lvlText w:val=""/>
+      <w:lvlJc w:val="left"/>
+      <w:pPr>
+        <w:tabs>
+          <w:tab w:val="num" w:pos="5040"/>
+        </w:tabs>
+        <w:ind w:left="5040" w:hanging="360"/>
+      </w:pPr>
+      <w:rPr>
+        <w:rFonts w:ascii="Wingdings" w:hAnsi="Wingdings" w:hint="default"/>
+        <w:sz w:val="20"/>
+      </w:rPr>
+    </w:lvl>
+    <w:lvl w:ilvl="7" w:tentative="1">
+      <w:start w:val="1"/>
+      <w:numFmt w:val="bullet"/>
+      <w:lvlText w:val=""/>
+      <w:lvlJc w:val="left"/>
+      <w:pPr>
+        <w:tabs>
+          <w:tab w:val="num" w:pos="5760"/>
+        </w:tabs>
+        <w:ind w:left="5760" w:hanging="360"/>
+      </w:pPr>
+      <w:rPr>
+        <w:rFonts w:ascii="Wingdings" w:hAnsi="Wingdings" w:hint="default"/>
+        <w:sz w:val="20"/>
+      </w:rPr>
+    </w:lvl>
+    <w:lvl w:ilvl="8" w:tentative="1">
+      <w:start w:val="1"/>
+      <w:numFmt w:val="bullet"/>
+      <w:lvlText w:val=""/>
+      <w:lvlJc w:val="left"/>
+      <w:pPr>
+        <w:tabs>
+          <w:tab w:val="num" w:pos="6480"/>
+        </w:tabs>
+        <w:ind w:left="6480" w:hanging="360"/>
+      </w:pPr>
+      <w:rPr>
+        <w:rFonts w:ascii="Wingdings" w:hAnsi="Wingdings" w:hint="default"/>
+        <w:sz w:val="20"/>
+      </w:rPr>
+    </w:lvl>
+  </w:abstractNum>
+  <w:abstractNum w:abstractNumId="6" w15:restartNumberingAfterBreak="0">
+    <w:nsid w:val="3D6918C3"/>
+    <w:multiLevelType w:val="hybridMultilevel"/>
+    <w:tmpl w:val="5C00C3EA"/>
+    <w:lvl w:ilvl="0" w:tplc="75800CB8">
+      <w:start w:val="1"/>
+      <w:numFmt w:val="decimal"/>
+      <w:lvlText w:val="%1"/>
+      <w:lvlJc w:val="left"/>
+      <w:pPr>
+        <w:ind w:left="408" w:hanging="360"/>
+      </w:pPr>
+      <w:rPr>
+        <w:rFonts w:hint="default"/>
+      </w:rPr>
+    </w:lvl>
+    <w:lvl w:ilvl="1" w:tplc="0C0A0019" w:tentative="1">
+      <w:start w:val="1"/>
+      <w:numFmt w:val="lowerLetter"/>
+      <w:lvlText w:val="%2."/>
+      <w:lvlJc w:val="left"/>
+      <w:pPr>
+        <w:ind w:left="1128" w:hanging="360"/>
+      </w:pPr>
+    </w:lvl>
+    <w:lvl w:ilvl="2" w:tplc="0C0A001B" w:tentative="1">
+      <w:start w:val="1"/>
+      <w:numFmt w:val="lowerRoman"/>
+      <w:lvlText w:val="%3."/>
+      <w:lvlJc w:val="right"/>
+      <w:pPr>
+        <w:ind w:left="1848" w:hanging="180"/>
+      </w:pPr>
+    </w:lvl>
+    <w:lvl w:ilvl="3" w:tplc="0C0A000F" w:tentative="1">
+      <w:start w:val="1"/>
+      <w:numFmt w:val="decimal"/>
+      <w:lvlText w:val="%4."/>
+      <w:lvlJc w:val="left"/>
+      <w:pPr>
+        <w:ind w:left="2568" w:hanging="360"/>
+      </w:pPr>
+    </w:lvl>
+    <w:lvl w:ilvl="4" w:tplc="0C0A0019" w:tentative="1">
+      <w:start w:val="1"/>
+      <w:numFmt w:val="lowerLetter"/>
+      <w:lvlText w:val="%5."/>
+      <w:lvlJc w:val="left"/>
+      <w:pPr>
+        <w:ind w:left="3288" w:hanging="360"/>
+      </w:pPr>
+    </w:lvl>
+    <w:lvl w:ilvl="5" w:tplc="0C0A001B" w:tentative="1">
+      <w:start w:val="1"/>
+      <w:numFmt w:val="lowerRoman"/>
+      <w:lvlText w:val="%6."/>
+      <w:lvlJc w:val="right"/>
+      <w:pPr>
+        <w:ind w:left="4008" w:hanging="180"/>
+      </w:pPr>
+    </w:lvl>
+    <w:lvl w:ilvl="6" w:tplc="0C0A000F" w:tentative="1">
+      <w:start w:val="1"/>
+      <w:numFmt w:val="decimal"/>
+      <w:lvlText w:val="%7."/>
+      <w:lvlJc w:val="left"/>
+      <w:pPr>
+        <w:ind w:left="4728" w:hanging="360"/>
+      </w:pPr>
+    </w:lvl>
+    <w:lvl w:ilvl="7" w:tplc="0C0A0019" w:tentative="1">
+      <w:start w:val="1"/>
+      <w:numFmt w:val="lowerLetter"/>
+      <w:lvlText w:val="%8."/>
+      <w:lvlJc w:val="left"/>
+      <w:pPr>
+        <w:ind w:left="5448" w:hanging="360"/>
+      </w:pPr>
+    </w:lvl>
+    <w:lvl w:ilvl="8" w:tplc="0C0A001B" w:tentative="1">
+      <w:start w:val="1"/>
+      <w:numFmt w:val="lowerRoman"/>
+      <w:lvlText w:val="%9."/>
+      <w:lvlJc w:val="right"/>
+      <w:pPr>
+        <w:ind w:left="6168" w:hanging="180"/>
+      </w:pPr>
+    </w:lvl>
+  </w:abstractNum>
+  <w:abstractNum w:abstractNumId="7" w15:restartNumberingAfterBreak="0">
+    <w:nsid w:val="48EC3DEF"/>
+    <w:multiLevelType w:val="multilevel"/>
+    <w:tmpl w:val="868E7404"/>
+    <w:lvl w:ilvl="0">
+      <w:start w:val="1"/>
+      <w:numFmt w:val="bullet"/>
+      <w:lvlText w:val=""/>
+      <w:lvlJc w:val="left"/>
+      <w:pPr>
+        <w:tabs>
+          <w:tab w:val="num" w:pos="720"/>
+        </w:tabs>
+        <w:ind w:left="720" w:hanging="360"/>
+      </w:pPr>
+      <w:rPr>
+        <w:rFonts w:ascii="Symbol" w:hAnsi="Symbol" w:hint="default"/>
+        <w:sz w:val="20"/>
+      </w:rPr>
+    </w:lvl>
+    <w:lvl w:ilvl="1" w:tentative="1">
+      <w:start w:val="1"/>
+      <w:numFmt w:val="bullet"/>
+      <w:lvlText w:val="o"/>
+      <w:lvlJc w:val="left"/>
+      <w:pPr>
+        <w:tabs>
+          <w:tab w:val="num" w:pos="1440"/>
+        </w:tabs>
+        <w:ind w:left="1440" w:hanging="360"/>
+      </w:pPr>
+      <w:rPr>
+        <w:rFonts w:ascii="Courier New" w:hAnsi="Courier New" w:hint="default"/>
+        <w:sz w:val="20"/>
+      </w:rPr>
+    </w:lvl>
+    <w:lvl w:ilvl="2" w:tentative="1">
+      <w:start w:val="1"/>
+      <w:numFmt w:val="bullet"/>
+      <w:lvlText w:val=""/>
+      <w:lvlJc w:val="left"/>
+      <w:pPr>
+        <w:tabs>
+          <w:tab w:val="num" w:pos="2160"/>
+        </w:tabs>
+        <w:ind w:left="2160" w:hanging="360"/>
+      </w:pPr>
+      <w:rPr>
+        <w:rFonts w:ascii="Wingdings" w:hAnsi="Wingdings" w:hint="default"/>
+        <w:sz w:val="20"/>
+      </w:rPr>
+    </w:lvl>
+    <w:lvl w:ilvl="3" w:tentative="1">
+      <w:start w:val="1"/>
+      <w:numFmt w:val="bullet"/>
+      <w:lvlText w:val=""/>
+      <w:lvlJc w:val="left"/>
+      <w:pPr>
+        <w:tabs>
+          <w:tab w:val="num" w:pos="2880"/>
+        </w:tabs>
+        <w:ind w:left="2880" w:hanging="360"/>
+      </w:pPr>
+      <w:rPr>
+        <w:rFonts w:ascii="Wingdings" w:hAnsi="Wingdings" w:hint="default"/>
+        <w:sz w:val="20"/>
+      </w:rPr>
+    </w:lvl>
+    <w:lvl w:ilvl="4" w:tentative="1">
+      <w:start w:val="1"/>
+      <w:numFmt w:val="bullet"/>
+      <w:lvlText w:val=""/>
+      <w:lvlJc w:val="left"/>
+      <w:pPr>
+        <w:tabs>
+          <w:tab w:val="num" w:pos="3600"/>
+        </w:tabs>
+        <w:ind w:left="3600" w:hanging="360"/>
+      </w:pPr>
+      <w:rPr>
+        <w:rFonts w:ascii="Wingdings" w:hAnsi="Wingdings" w:hint="default"/>
+        <w:sz w:val="20"/>
+      </w:rPr>
+    </w:lvl>
+    <w:lvl w:ilvl="5" w:tentative="1">
+      <w:start w:val="1"/>
+      <w:numFmt w:val="bullet"/>
+      <w:lvlText w:val=""/>
+      <w:lvlJc w:val="left"/>
+      <w:pPr>
+        <w:tabs>
+          <w:tab w:val="num" w:pos="4320"/>
+        </w:tabs>
+        <w:ind w:left="4320" w:hanging="360"/>
+      </w:pPr>
+      <w:rPr>
+        <w:rFonts w:ascii="Wingdings" w:hAnsi="Wingdings" w:hint="default"/>
+        <w:sz w:val="20"/>
+      </w:rPr>
+    </w:lvl>
+    <w:lvl w:ilvl="6" w:tentative="1">
+      <w:start w:val="1"/>
+      <w:numFmt w:val="bullet"/>
+      <w:lvlText w:val=""/>
+      <w:lvlJc w:val="left"/>
+      <w:pPr>
+        <w:tabs>
+          <w:tab w:val="num" w:pos="5040"/>
+        </w:tabs>
+        <w:ind w:left="5040" w:hanging="360"/>
+      </w:pPr>
+      <w:rPr>
+        <w:rFonts w:ascii="Wingdings" w:hAnsi="Wingdings" w:hint="default"/>
+        <w:sz w:val="20"/>
+      </w:rPr>
+    </w:lvl>
+    <w:lvl w:ilvl="7" w:tentative="1">
+      <w:start w:val="1"/>
+      <w:numFmt w:val="bullet"/>
+      <w:lvlText w:val=""/>
+      <w:lvlJc w:val="left"/>
+      <w:pPr>
+        <w:tabs>
+          <w:tab w:val="num" w:pos="5760"/>
+        </w:tabs>
+        <w:ind w:left="5760" w:hanging="360"/>
+      </w:pPr>
+      <w:rPr>
+        <w:rFonts w:ascii="Wingdings" w:hAnsi="Wingdings" w:hint="default"/>
+        <w:sz w:val="20"/>
+      </w:rPr>
+    </w:lvl>
+    <w:lvl w:ilvl="8" w:tentative="1">
+      <w:start w:val="1"/>
+      <w:numFmt w:val="bullet"/>
+      <w:lvlText w:val=""/>
+      <w:lvlJc w:val="left"/>
+      <w:pPr>
+        <w:tabs>
+          <w:tab w:val="num" w:pos="6480"/>
+        </w:tabs>
+        <w:ind w:left="6480" w:hanging="360"/>
+      </w:pPr>
+      <w:rPr>
+        <w:rFonts w:ascii="Wingdings" w:hAnsi="Wingdings" w:hint="default"/>
+        <w:sz w:val="20"/>
+      </w:rPr>
+    </w:lvl>
+  </w:abstractNum>
+  <w:abstractNum w:abstractNumId="8" w15:restartNumberingAfterBreak="0">
     <w:nsid w:val="5D072877"/>
     <w:multiLevelType w:val="multilevel"/>
     <w:tmpl w:val="36EA0E76"/>
@@ -1131,7 +4628,7 @@
       </w:pPr>
     </w:lvl>
   </w:abstractNum>
-  <w:abstractNum w:abstractNumId="1" w15:restartNumberingAfterBreak="0">
+  <w:abstractNum w:abstractNumId="9" w15:restartNumberingAfterBreak="0">
     <w:nsid w:val="6032285B"/>
     <w:multiLevelType w:val="multilevel"/>
     <w:tmpl w:val="DA9E9EA4"/>
@@ -1244,7 +4741,7 @@
       </w:pPr>
     </w:lvl>
   </w:abstractNum>
-  <w:abstractNum w:abstractNumId="2" w15:restartNumberingAfterBreak="0">
+  <w:abstractNum w:abstractNumId="10" w15:restartNumberingAfterBreak="0">
     <w:nsid w:val="605603B2"/>
     <w:multiLevelType w:val="hybridMultilevel"/>
     <w:tmpl w:val="7174F726"/>
@@ -1333,14 +4830,306 @@
       </w:pPr>
     </w:lvl>
   </w:abstractNum>
+  <w:abstractNum w:abstractNumId="11" w15:restartNumberingAfterBreak="0">
+    <w:nsid w:val="643E7C45"/>
+    <w:multiLevelType w:val="multilevel"/>
+    <w:tmpl w:val="83688D4E"/>
+    <w:lvl w:ilvl="0">
+      <w:start w:val="1"/>
+      <w:numFmt w:val="bullet"/>
+      <w:lvlText w:val=""/>
+      <w:lvlJc w:val="left"/>
+      <w:pPr>
+        <w:tabs>
+          <w:tab w:val="num" w:pos="720"/>
+        </w:tabs>
+        <w:ind w:left="720" w:hanging="360"/>
+      </w:pPr>
+      <w:rPr>
+        <w:rFonts w:ascii="Symbol" w:hAnsi="Symbol" w:hint="default"/>
+        <w:sz w:val="20"/>
+      </w:rPr>
+    </w:lvl>
+    <w:lvl w:ilvl="1" w:tentative="1">
+      <w:start w:val="1"/>
+      <w:numFmt w:val="bullet"/>
+      <w:lvlText w:val="o"/>
+      <w:lvlJc w:val="left"/>
+      <w:pPr>
+        <w:tabs>
+          <w:tab w:val="num" w:pos="1440"/>
+        </w:tabs>
+        <w:ind w:left="1440" w:hanging="360"/>
+      </w:pPr>
+      <w:rPr>
+        <w:rFonts w:ascii="Courier New" w:hAnsi="Courier New" w:hint="default"/>
+        <w:sz w:val="20"/>
+      </w:rPr>
+    </w:lvl>
+    <w:lvl w:ilvl="2" w:tentative="1">
+      <w:start w:val="1"/>
+      <w:numFmt w:val="bullet"/>
+      <w:lvlText w:val=""/>
+      <w:lvlJc w:val="left"/>
+      <w:pPr>
+        <w:tabs>
+          <w:tab w:val="num" w:pos="2160"/>
+        </w:tabs>
+        <w:ind w:left="2160" w:hanging="360"/>
+      </w:pPr>
+      <w:rPr>
+        <w:rFonts w:ascii="Wingdings" w:hAnsi="Wingdings" w:hint="default"/>
+        <w:sz w:val="20"/>
+      </w:rPr>
+    </w:lvl>
+    <w:lvl w:ilvl="3" w:tentative="1">
+      <w:start w:val="1"/>
+      <w:numFmt w:val="bullet"/>
+      <w:lvlText w:val=""/>
+      <w:lvlJc w:val="left"/>
+      <w:pPr>
+        <w:tabs>
+          <w:tab w:val="num" w:pos="2880"/>
+        </w:tabs>
+        <w:ind w:left="2880" w:hanging="360"/>
+      </w:pPr>
+      <w:rPr>
+        <w:rFonts w:ascii="Wingdings" w:hAnsi="Wingdings" w:hint="default"/>
+        <w:sz w:val="20"/>
+      </w:rPr>
+    </w:lvl>
+    <w:lvl w:ilvl="4" w:tentative="1">
+      <w:start w:val="1"/>
+      <w:numFmt w:val="bullet"/>
+      <w:lvlText w:val=""/>
+      <w:lvlJc w:val="left"/>
+      <w:pPr>
+        <w:tabs>
+          <w:tab w:val="num" w:pos="3600"/>
+        </w:tabs>
+        <w:ind w:left="3600" w:hanging="360"/>
+      </w:pPr>
+      <w:rPr>
+        <w:rFonts w:ascii="Wingdings" w:hAnsi="Wingdings" w:hint="default"/>
+        <w:sz w:val="20"/>
+      </w:rPr>
+    </w:lvl>
+    <w:lvl w:ilvl="5" w:tentative="1">
+      <w:start w:val="1"/>
+      <w:numFmt w:val="bullet"/>
+      <w:lvlText w:val=""/>
+      <w:lvlJc w:val="left"/>
+      <w:pPr>
+        <w:tabs>
+          <w:tab w:val="num" w:pos="4320"/>
+        </w:tabs>
+        <w:ind w:left="4320" w:hanging="360"/>
+      </w:pPr>
+      <w:rPr>
+        <w:rFonts w:ascii="Wingdings" w:hAnsi="Wingdings" w:hint="default"/>
+        <w:sz w:val="20"/>
+      </w:rPr>
+    </w:lvl>
+    <w:lvl w:ilvl="6" w:tentative="1">
+      <w:start w:val="1"/>
+      <w:numFmt w:val="bullet"/>
+      <w:lvlText w:val=""/>
+      <w:lvlJc w:val="left"/>
+      <w:pPr>
+        <w:tabs>
+          <w:tab w:val="num" w:pos="5040"/>
+        </w:tabs>
+        <w:ind w:left="5040" w:hanging="360"/>
+      </w:pPr>
+      <w:rPr>
+        <w:rFonts w:ascii="Wingdings" w:hAnsi="Wingdings" w:hint="default"/>
+        <w:sz w:val="20"/>
+      </w:rPr>
+    </w:lvl>
+    <w:lvl w:ilvl="7" w:tentative="1">
+      <w:start w:val="1"/>
+      <w:numFmt w:val="bullet"/>
+      <w:lvlText w:val=""/>
+      <w:lvlJc w:val="left"/>
+      <w:pPr>
+        <w:tabs>
+          <w:tab w:val="num" w:pos="5760"/>
+        </w:tabs>
+        <w:ind w:left="5760" w:hanging="360"/>
+      </w:pPr>
+      <w:rPr>
+        <w:rFonts w:ascii="Wingdings" w:hAnsi="Wingdings" w:hint="default"/>
+        <w:sz w:val="20"/>
+      </w:rPr>
+    </w:lvl>
+    <w:lvl w:ilvl="8" w:tentative="1">
+      <w:start w:val="1"/>
+      <w:numFmt w:val="bullet"/>
+      <w:lvlText w:val=""/>
+      <w:lvlJc w:val="left"/>
+      <w:pPr>
+        <w:tabs>
+          <w:tab w:val="num" w:pos="6480"/>
+        </w:tabs>
+        <w:ind w:left="6480" w:hanging="360"/>
+      </w:pPr>
+      <w:rPr>
+        <w:rFonts w:ascii="Wingdings" w:hAnsi="Wingdings" w:hint="default"/>
+        <w:sz w:val="20"/>
+      </w:rPr>
+    </w:lvl>
+  </w:abstractNum>
+  <w:abstractNum w:abstractNumId="12" w15:restartNumberingAfterBreak="0">
+    <w:nsid w:val="7BC74535"/>
+    <w:multiLevelType w:val="multilevel"/>
+    <w:tmpl w:val="89AE7AA6"/>
+    <w:lvl w:ilvl="0">
+      <w:start w:val="1"/>
+      <w:numFmt w:val="decimal"/>
+      <w:lvlText w:val="%1."/>
+      <w:lvlJc w:val="left"/>
+      <w:pPr>
+        <w:tabs>
+          <w:tab w:val="num" w:pos="720"/>
+        </w:tabs>
+        <w:ind w:left="720" w:hanging="360"/>
+      </w:pPr>
+    </w:lvl>
+    <w:lvl w:ilvl="1" w:tentative="1">
+      <w:start w:val="1"/>
+      <w:numFmt w:val="decimal"/>
+      <w:lvlText w:val="%2."/>
+      <w:lvlJc w:val="left"/>
+      <w:pPr>
+        <w:tabs>
+          <w:tab w:val="num" w:pos="1440"/>
+        </w:tabs>
+        <w:ind w:left="1440" w:hanging="360"/>
+      </w:pPr>
+    </w:lvl>
+    <w:lvl w:ilvl="2" w:tentative="1">
+      <w:start w:val="1"/>
+      <w:numFmt w:val="decimal"/>
+      <w:lvlText w:val="%3."/>
+      <w:lvlJc w:val="left"/>
+      <w:pPr>
+        <w:tabs>
+          <w:tab w:val="num" w:pos="2160"/>
+        </w:tabs>
+        <w:ind w:left="2160" w:hanging="360"/>
+      </w:pPr>
+    </w:lvl>
+    <w:lvl w:ilvl="3" w:tentative="1">
+      <w:start w:val="1"/>
+      <w:numFmt w:val="decimal"/>
+      <w:lvlText w:val="%4."/>
+      <w:lvlJc w:val="left"/>
+      <w:pPr>
+        <w:tabs>
+          <w:tab w:val="num" w:pos="2880"/>
+        </w:tabs>
+        <w:ind w:left="2880" w:hanging="360"/>
+      </w:pPr>
+    </w:lvl>
+    <w:lvl w:ilvl="4" w:tentative="1">
+      <w:start w:val="1"/>
+      <w:numFmt w:val="decimal"/>
+      <w:lvlText w:val="%5."/>
+      <w:lvlJc w:val="left"/>
+      <w:pPr>
+        <w:tabs>
+          <w:tab w:val="num" w:pos="3600"/>
+        </w:tabs>
+        <w:ind w:left="3600" w:hanging="360"/>
+      </w:pPr>
+    </w:lvl>
+    <w:lvl w:ilvl="5" w:tentative="1">
+      <w:start w:val="1"/>
+      <w:numFmt w:val="decimal"/>
+      <w:lvlText w:val="%6."/>
+      <w:lvlJc w:val="left"/>
+      <w:pPr>
+        <w:tabs>
+          <w:tab w:val="num" w:pos="4320"/>
+        </w:tabs>
+        <w:ind w:left="4320" w:hanging="360"/>
+      </w:pPr>
+    </w:lvl>
+    <w:lvl w:ilvl="6" w:tentative="1">
+      <w:start w:val="1"/>
+      <w:numFmt w:val="decimal"/>
+      <w:lvlText w:val="%7."/>
+      <w:lvlJc w:val="left"/>
+      <w:pPr>
+        <w:tabs>
+          <w:tab w:val="num" w:pos="5040"/>
+        </w:tabs>
+        <w:ind w:left="5040" w:hanging="360"/>
+      </w:pPr>
+    </w:lvl>
+    <w:lvl w:ilvl="7" w:tentative="1">
+      <w:start w:val="1"/>
+      <w:numFmt w:val="decimal"/>
+      <w:lvlText w:val="%8."/>
+      <w:lvlJc w:val="left"/>
+      <w:pPr>
+        <w:tabs>
+          <w:tab w:val="num" w:pos="5760"/>
+        </w:tabs>
+        <w:ind w:left="5760" w:hanging="360"/>
+      </w:pPr>
+    </w:lvl>
+    <w:lvl w:ilvl="8" w:tentative="1">
+      <w:start w:val="1"/>
+      <w:numFmt w:val="decimal"/>
+      <w:lvlText w:val="%9."/>
+      <w:lvlJc w:val="left"/>
+      <w:pPr>
+        <w:tabs>
+          <w:tab w:val="num" w:pos="6480"/>
+        </w:tabs>
+        <w:ind w:left="6480" w:hanging="360"/>
+      </w:pPr>
+    </w:lvl>
+  </w:abstractNum>
   <w:num w:numId="1" w16cid:durableId="577791523">
+    <w:abstractNumId w:val="10"/>
+  </w:num>
+  <w:num w:numId="2" w16cid:durableId="1069109757">
+    <w:abstractNumId w:val="9"/>
+  </w:num>
+  <w:num w:numId="3" w16cid:durableId="260143684">
+    <w:abstractNumId w:val="8"/>
+  </w:num>
+  <w:num w:numId="4" w16cid:durableId="172189006">
+    <w:abstractNumId w:val="6"/>
+  </w:num>
+  <w:num w:numId="5" w16cid:durableId="1798179463">
     <w:abstractNumId w:val="2"/>
   </w:num>
-  <w:num w:numId="2" w16cid:durableId="1069109757">
+  <w:num w:numId="6" w16cid:durableId="493842236">
+    <w:abstractNumId w:val="3"/>
+  </w:num>
+  <w:num w:numId="7" w16cid:durableId="1371996518">
+    <w:abstractNumId w:val="5"/>
+  </w:num>
+  <w:num w:numId="8" w16cid:durableId="627518417">
+    <w:abstractNumId w:val="7"/>
+  </w:num>
+  <w:num w:numId="9" w16cid:durableId="618682253">
+    <w:abstractNumId w:val="4"/>
+  </w:num>
+  <w:num w:numId="10" w16cid:durableId="69815641">
     <w:abstractNumId w:val="1"/>
   </w:num>
-  <w:num w:numId="3" w16cid:durableId="260143684">
+  <w:num w:numId="11" w16cid:durableId="1601110085">
+    <w:abstractNumId w:val="12"/>
+  </w:num>
+  <w:num w:numId="12" w16cid:durableId="2044936969">
     <w:abstractNumId w:val="0"/>
+  </w:num>
+  <w:num w:numId="13" w16cid:durableId="1060321413">
+    <w:abstractNumId w:val="11"/>
   </w:num>
 </w:numbering>
 </file>
